--- a/tutorial/Hex_Bin_Conversion_Tutorial.docx
+++ b/tutorial/Hex_Bin_Conversion_Tutorial.docx
@@ -43,7 +43,7 @@
     </w:p>
     <w:p>
       <w:pPr>
-        <w:shd w:fill="F2F2F2" w:val="clear"/>
+        <w:shd w:fill="F0F0E8" w:val="clear"/>
         <w:spacing w:after="0"/>
       </w:pPr>
       <w:r>
@@ -57,7 +57,7 @@
     </w:p>
     <w:p>
       <w:pPr>
-        <w:shd w:fill="F2F2F2" w:val="clear"/>
+        <w:shd w:fill="F0F0E8" w:val="clear"/>
         <w:spacing w:after="0"/>
       </w:pPr>
       <w:r>
@@ -71,7 +71,7 @@
     </w:p>
     <w:p>
       <w:pPr>
-        <w:shd w:fill="F2F2F2" w:val="clear"/>
+        <w:shd w:fill="F0F0E8" w:val="clear"/>
         <w:spacing w:after="0"/>
       </w:pPr>
       <w:r>
@@ -85,7 +85,7 @@
     </w:p>
     <w:p>
       <w:pPr>
-        <w:shd w:fill="F2F2F2" w:val="clear"/>
+        <w:shd w:fill="F0F0E8" w:val="clear"/>
         <w:spacing w:after="0"/>
       </w:pPr>
       <w:r>
@@ -174,7 +174,7 @@
               <w:bottom w:val="single" w:color="AAAAAA" w:sz="2"/>
               <w:right w:val="single" w:color="AAAAAA" w:sz="2"/>
             </w:tcBorders>
-            <w:shd w:fill="2E74B5" w:val="clear"/>
+            <w:shd w:fill="D4D0C8" w:val="clear"/>
             <w:tcMar>
               <w:top w:type="dxa" w:w="80"/>
               <w:left w:type="dxa" w:w="120"/>
@@ -187,7 +187,6 @@
               <w:rPr>
                 <w:b/>
                 <w:bCs/>
-                <w:color w:val="FFFFFF"/>
               </w:rPr>
               <w:t xml:space="preserve">STAGE</w:t>
             </w:r>
@@ -202,7 +201,7 @@
               <w:bottom w:val="single" w:color="AAAAAA" w:sz="2"/>
               <w:right w:val="single" w:color="AAAAAA" w:sz="2"/>
             </w:tcBorders>
-            <w:shd w:fill="2E74B5" w:val="clear"/>
+            <w:shd w:fill="D4D0C8" w:val="clear"/>
             <w:tcMar>
               <w:top w:type="dxa" w:w="80"/>
               <w:left w:type="dxa" w:w="120"/>
@@ -215,7 +214,6 @@
               <w:rPr>
                 <w:b/>
                 <w:bCs/>
-                <w:color w:val="FFFFFF"/>
               </w:rPr>
               <w:t xml:space="preserve">The program is...</w:t>
             </w:r>
@@ -457,7 +455,7 @@
     </w:p>
     <w:p>
       <w:pPr>
-        <w:shd w:fill="F2F2F2" w:val="clear"/>
+        <w:shd w:fill="F0F0E8" w:val="clear"/>
         <w:spacing w:after="0"/>
       </w:pPr>
       <w:r>
@@ -471,7 +469,7 @@
     </w:p>
     <w:p>
       <w:pPr>
-        <w:shd w:fill="F2F2F2" w:val="clear"/>
+        <w:shd w:fill="F0F0E8" w:val="clear"/>
         <w:spacing w:after="0"/>
       </w:pPr>
       <w:r>
@@ -485,7 +483,7 @@
     </w:p>
     <w:p>
       <w:pPr>
-        <w:shd w:fill="F2F2F2" w:val="clear"/>
+        <w:shd w:fill="F0F0E8" w:val="clear"/>
         <w:spacing w:after="0"/>
       </w:pPr>
       <w:r>
@@ -499,7 +497,7 @@
     </w:p>
     <w:p>
       <w:pPr>
-        <w:shd w:fill="F2F2F2" w:val="clear"/>
+        <w:shd w:fill="F0F0E8" w:val="clear"/>
         <w:spacing w:after="0"/>
       </w:pPr>
       <w:r>
@@ -513,7 +511,7 @@
     </w:p>
     <w:p>
       <w:pPr>
-        <w:shd w:fill="F2F2F2" w:val="clear"/>
+        <w:shd w:fill="F0F0E8" w:val="clear"/>
         <w:spacing w:after="0"/>
       </w:pPr>
       <w:r>
@@ -527,7 +525,7 @@
     </w:p>
     <w:p>
       <w:pPr>
-        <w:shd w:fill="F2F2F2" w:val="clear"/>
+        <w:shd w:fill="F0F0E8" w:val="clear"/>
         <w:spacing w:after="0"/>
       </w:pPr>
       <w:r>
@@ -541,7 +539,7 @@
     </w:p>
     <w:p>
       <w:pPr>
-        <w:shd w:fill="F2F2F2" w:val="clear"/>
+        <w:shd w:fill="F0F0E8" w:val="clear"/>
         <w:spacing w:after="0"/>
       </w:pPr>
       <w:r>
@@ -571,7 +569,7 @@
     </w:p>
     <w:p>
       <w:pPr>
-        <w:shd w:fill="F2F2F2" w:val="clear"/>
+        <w:shd w:fill="F0F0E8" w:val="clear"/>
         <w:spacing w:after="0"/>
       </w:pPr>
       <w:r>
@@ -585,7 +583,7 @@
     </w:p>
     <w:p>
       <w:pPr>
-        <w:shd w:fill="F2F2F2" w:val="clear"/>
+        <w:shd w:fill="F0F0E8" w:val="clear"/>
         <w:spacing w:after="0"/>
       </w:pPr>
       <w:r>
@@ -599,7 +597,7 @@
     </w:p>
     <w:p>
       <w:pPr>
-        <w:shd w:fill="F2F2F2" w:val="clear"/>
+        <w:shd w:fill="F0F0E8" w:val="clear"/>
         <w:spacing w:after="0"/>
       </w:pPr>
       <w:r>
@@ -613,7 +611,7 @@
     </w:p>
     <w:p>
       <w:pPr>
-        <w:shd w:fill="F2F2F2" w:val="clear"/>
+        <w:shd w:fill="F0F0E8" w:val="clear"/>
         <w:spacing w:after="0"/>
       </w:pPr>
       <w:r>
@@ -627,7 +625,7 @@
     </w:p>
     <w:p>
       <w:pPr>
-        <w:shd w:fill="F2F2F2" w:val="clear"/>
+        <w:shd w:fill="F0F0E8" w:val="clear"/>
         <w:spacing w:after="0"/>
       </w:pPr>
       <w:r>
@@ -641,7 +639,7 @@
     </w:p>
     <w:p>
       <w:pPr>
-        <w:shd w:fill="F2F2F2" w:val="clear"/>
+        <w:shd w:fill="F0F0E8" w:val="clear"/>
         <w:spacing w:after="0"/>
       </w:pPr>
       <w:r>
@@ -655,7 +653,7 @@
     </w:p>
     <w:p>
       <w:pPr>
-        <w:shd w:fill="F2F2F2" w:val="clear"/>
+        <w:shd w:fill="F0F0E8" w:val="clear"/>
         <w:spacing w:after="0"/>
       </w:pPr>
       <w:r>
@@ -693,7 +691,7 @@
     </w:p>
     <w:p>
       <w:pPr>
-        <w:shd w:fill="F2F2F2" w:val="clear"/>
+        <w:shd w:fill="F0F0E8" w:val="clear"/>
         <w:spacing w:after="0"/>
       </w:pPr>
       <w:r>
@@ -707,7 +705,7 @@
     </w:p>
     <w:p>
       <w:pPr>
-        <w:shd w:fill="F2F2F2" w:val="clear"/>
+        <w:shd w:fill="F0F0E8" w:val="clear"/>
         <w:spacing w:after="0"/>
       </w:pPr>
       <w:r>
@@ -721,7 +719,7 @@
     </w:p>
     <w:p>
       <w:pPr>
-        <w:shd w:fill="F2F2F2" w:val="clear"/>
+        <w:shd w:fill="F0F0E8" w:val="clear"/>
         <w:spacing w:after="0"/>
       </w:pPr>
       <w:r>
@@ -735,7 +733,7 @@
     </w:p>
     <w:p>
       <w:pPr>
-        <w:shd w:fill="F2F2F2" w:val="clear"/>
+        <w:shd w:fill="F0F0E8" w:val="clear"/>
         <w:spacing w:after="0"/>
       </w:pPr>
       <w:r>
@@ -749,7 +747,7 @@
     </w:p>
     <w:p>
       <w:pPr>
-        <w:shd w:fill="F2F2F2" w:val="clear"/>
+        <w:shd w:fill="F0F0E8" w:val="clear"/>
         <w:spacing w:after="0"/>
       </w:pPr>
       <w:r>
@@ -763,7 +761,7 @@
     </w:p>
     <w:p>
       <w:pPr>
-        <w:shd w:fill="F2F2F2" w:val="clear"/>
+        <w:shd w:fill="F0F0E8" w:val="clear"/>
         <w:spacing w:after="0"/>
       </w:pPr>
       <w:r>
@@ -777,7 +775,7 @@
     </w:p>
     <w:p>
       <w:pPr>
-        <w:shd w:fill="F2F2F2" w:val="clear"/>
+        <w:shd w:fill="F0F0E8" w:val="clear"/>
         <w:spacing w:after="0"/>
       </w:pPr>
       <w:r>
@@ -791,7 +789,7 @@
     </w:p>
     <w:p>
       <w:pPr>
-        <w:shd w:fill="F2F2F2" w:val="clear"/>
+        <w:shd w:fill="F0F0E8" w:val="clear"/>
         <w:spacing w:after="0"/>
       </w:pPr>
       <w:r>
@@ -805,7 +803,7 @@
     </w:p>
     <w:p>
       <w:pPr>
-        <w:shd w:fill="F2F2F2" w:val="clear"/>
+        <w:shd w:fill="F0F0E8" w:val="clear"/>
         <w:spacing w:after="0"/>
       </w:pPr>
       <w:r>
@@ -819,7 +817,7 @@
     </w:p>
     <w:p>
       <w:pPr>
-        <w:shd w:fill="F2F2F2" w:val="clear"/>
+        <w:shd w:fill="F0F0E8" w:val="clear"/>
         <w:spacing w:after="0"/>
       </w:pPr>
       <w:r>
@@ -833,7 +831,7 @@
     </w:p>
     <w:p>
       <w:pPr>
-        <w:shd w:fill="F2F2F2" w:val="clear"/>
+        <w:shd w:fill="F0F0E8" w:val="clear"/>
         <w:spacing w:after="0"/>
       </w:pPr>
       <w:r>
@@ -847,7 +845,7 @@
     </w:p>
     <w:p>
       <w:pPr>
-        <w:shd w:fill="F2F2F2" w:val="clear"/>
+        <w:shd w:fill="F0F0E8" w:val="clear"/>
         <w:spacing w:after="0"/>
       </w:pPr>
       <w:r>
@@ -861,7 +859,7 @@
     </w:p>
     <w:p>
       <w:pPr>
-        <w:shd w:fill="F2F2F2" w:val="clear"/>
+        <w:shd w:fill="F0F0E8" w:val="clear"/>
         <w:spacing w:after="0"/>
       </w:pPr>
       <w:r>
@@ -875,7 +873,7 @@
     </w:p>
     <w:p>
       <w:pPr>
-        <w:shd w:fill="F2F2F2" w:val="clear"/>
+        <w:shd w:fill="F0F0E8" w:val="clear"/>
         <w:spacing w:after="0"/>
       </w:pPr>
       <w:r>
@@ -921,7 +919,7 @@
     </w:p>
     <w:p>
       <w:pPr>
-        <w:shd w:fill="F2F2F2" w:val="clear"/>
+        <w:shd w:fill="F0F0E8" w:val="clear"/>
         <w:spacing w:after="0"/>
       </w:pPr>
       <w:r>
@@ -935,7 +933,7 @@
     </w:p>
     <w:p>
       <w:pPr>
-        <w:shd w:fill="F2F2F2" w:val="clear"/>
+        <w:shd w:fill="F0F0E8" w:val="clear"/>
         <w:spacing w:after="0"/>
       </w:pPr>
       <w:r>
@@ -949,7 +947,7 @@
     </w:p>
     <w:p>
       <w:pPr>
-        <w:shd w:fill="F2F2F2" w:val="clear"/>
+        <w:shd w:fill="F0F0E8" w:val="clear"/>
         <w:spacing w:after="0"/>
       </w:pPr>
       <w:r>
@@ -963,7 +961,7 @@
     </w:p>
     <w:p>
       <w:pPr>
-        <w:shd w:fill="F2F2F2" w:val="clear"/>
+        <w:shd w:fill="F0F0E8" w:val="clear"/>
         <w:spacing w:after="0"/>
       </w:pPr>
       <w:r>
@@ -977,7 +975,7 @@
     </w:p>
     <w:p>
       <w:pPr>
-        <w:shd w:fill="F2F2F2" w:val="clear"/>
+        <w:shd w:fill="F0F0E8" w:val="clear"/>
         <w:spacing w:after="0"/>
       </w:pPr>
       <w:r>
@@ -991,7 +989,7 @@
     </w:p>
     <w:p>
       <w:pPr>
-        <w:shd w:fill="F2F2F2" w:val="clear"/>
+        <w:shd w:fill="F0F0E8" w:val="clear"/>
         <w:spacing w:after="0"/>
       </w:pPr>
       <w:r>
@@ -1005,7 +1003,7 @@
     </w:p>
     <w:p>
       <w:pPr>
-        <w:shd w:fill="F2F2F2" w:val="clear"/>
+        <w:shd w:fill="F0F0E8" w:val="clear"/>
         <w:spacing w:after="0"/>
       </w:pPr>
       <w:r>
@@ -1019,7 +1017,7 @@
     </w:p>
     <w:p>
       <w:pPr>
-        <w:shd w:fill="F2F2F2" w:val="clear"/>
+        <w:shd w:fill="F0F0E8" w:val="clear"/>
         <w:spacing w:after="0"/>
       </w:pPr>
       <w:r>
@@ -1033,7 +1031,7 @@
     </w:p>
     <w:p>
       <w:pPr>
-        <w:shd w:fill="F2F2F2" w:val="clear"/>
+        <w:shd w:fill="F0F0E8" w:val="clear"/>
         <w:spacing w:after="0"/>
       </w:pPr>
       <w:r>
@@ -1047,7 +1045,7 @@
     </w:p>
     <w:p>
       <w:pPr>
-        <w:shd w:fill="F2F2F2" w:val="clear"/>
+        <w:shd w:fill="F0F0E8" w:val="clear"/>
         <w:spacing w:after="0"/>
       </w:pPr>
       <w:r>
@@ -1061,7 +1059,7 @@
     </w:p>
     <w:p>
       <w:pPr>
-        <w:shd w:fill="F2F2F2" w:val="clear"/>
+        <w:shd w:fill="F0F0E8" w:val="clear"/>
         <w:spacing w:after="0"/>
       </w:pPr>
       <w:r>
@@ -1075,7 +1073,7 @@
     </w:p>
     <w:p>
       <w:pPr>
-        <w:shd w:fill="F2F2F2" w:val="clear"/>
+        <w:shd w:fill="F0F0E8" w:val="clear"/>
         <w:spacing w:after="0"/>
       </w:pPr>
       <w:r>
@@ -1089,7 +1087,7 @@
     </w:p>
     <w:p>
       <w:pPr>
-        <w:shd w:fill="F2F2F2" w:val="clear"/>
+        <w:shd w:fill="F0F0E8" w:val="clear"/>
         <w:spacing w:after="0"/>
       </w:pPr>
       <w:r>
@@ -1103,7 +1101,7 @@
     </w:p>
     <w:p>
       <w:pPr>
-        <w:shd w:fill="F2F2F2" w:val="clear"/>
+        <w:shd w:fill="F0F0E8" w:val="clear"/>
         <w:spacing w:after="0"/>
       </w:pPr>
       <w:r>
@@ -1117,7 +1115,7 @@
     </w:p>
     <w:p>
       <w:pPr>
-        <w:shd w:fill="F2F2F2" w:val="clear"/>
+        <w:shd w:fill="F0F0E8" w:val="clear"/>
         <w:spacing w:after="0"/>
       </w:pPr>
       <w:r>
@@ -1131,7 +1129,7 @@
     </w:p>
     <w:p>
       <w:pPr>
-        <w:shd w:fill="F2F2F2" w:val="clear"/>
+        <w:shd w:fill="F0F0E8" w:val="clear"/>
         <w:spacing w:after="0"/>
       </w:pPr>
       <w:r>
@@ -1145,7 +1143,7 @@
     </w:p>
     <w:p>
       <w:pPr>
-        <w:shd w:fill="F2F2F2" w:val="clear"/>
+        <w:shd w:fill="F0F0E8" w:val="clear"/>
         <w:spacing w:after="0"/>
       </w:pPr>
       <w:r>
@@ -1220,7 +1218,7 @@
               <w:bottom w:val="single" w:color="AAAAAA" w:sz="2"/>
               <w:right w:val="single" w:color="AAAAAA" w:sz="2"/>
             </w:tcBorders>
-            <w:shd w:fill="2E74B5" w:val="clear"/>
+            <w:shd w:fill="D4D0C8" w:val="clear"/>
             <w:tcMar>
               <w:top w:type="dxa" w:w="80"/>
               <w:left w:type="dxa" w:w="120"/>
@@ -1233,7 +1231,6 @@
               <w:rPr>
                 <w:b/>
                 <w:bCs/>
-                <w:color w:val="FFFFFF"/>
               </w:rPr>
               <w:t xml:space="preserve">Direction</w:t>
             </w:r>
@@ -1248,7 +1245,7 @@
               <w:bottom w:val="single" w:color="AAAAAA" w:sz="2"/>
               <w:right w:val="single" w:color="AAAAAA" w:sz="2"/>
             </w:tcBorders>
-            <w:shd w:fill="2E74B5" w:val="clear"/>
+            <w:shd w:fill="D4D0C8" w:val="clear"/>
             <w:tcMar>
               <w:top w:type="dxa" w:w="80"/>
               <w:left w:type="dxa" w:w="120"/>
@@ -1261,7 +1258,6 @@
               <w:rPr>
                 <w:b/>
                 <w:bCs/>
-                <w:color w:val="FFFFFF"/>
               </w:rPr>
               <w:t xml:space="preserve">Input</w:t>
             </w:r>
@@ -1276,7 +1272,7 @@
               <w:bottom w:val="single" w:color="AAAAAA" w:sz="2"/>
               <w:right w:val="single" w:color="AAAAAA" w:sz="2"/>
             </w:tcBorders>
-            <w:shd w:fill="2E74B5" w:val="clear"/>
+            <w:shd w:fill="D4D0C8" w:val="clear"/>
             <w:tcMar>
               <w:top w:type="dxa" w:w="80"/>
               <w:left w:type="dxa" w:w="120"/>
@@ -1289,7 +1285,6 @@
               <w:rPr>
                 <w:b/>
                 <w:bCs/>
-                <w:color w:val="FFFFFF"/>
               </w:rPr>
               <w:t xml:space="preserve">Result</w:t>
             </w:r>
@@ -1304,7 +1299,7 @@
               <w:bottom w:val="single" w:color="AAAAAA" w:sz="2"/>
               <w:right w:val="single" w:color="AAAAAA" w:sz="2"/>
             </w:tcBorders>
-            <w:shd w:fill="2E74B5" w:val="clear"/>
+            <w:shd w:fill="D4D0C8" w:val="clear"/>
             <w:tcMar>
               <w:top w:type="dxa" w:w="80"/>
               <w:left w:type="dxa" w:w="120"/>
@@ -1317,7 +1312,6 @@
               <w:rPr>
                 <w:b/>
                 <w:bCs/>
-                <w:color w:val="FFFFFF"/>
               </w:rPr>
               <w:t xml:space="preserve">LEDs (bit5→bit0)</w:t>
             </w:r>
@@ -2181,7 +2175,7 @@
     </w:p>
     <w:p>
       <w:pPr>
-        <w:shd w:fill="F2F2F2" w:val="clear"/>
+        <w:shd w:fill="F0F0E8" w:val="clear"/>
         <w:spacing w:after="0"/>
       </w:pPr>
       <w:r>
@@ -2195,7 +2189,7 @@
     </w:p>
     <w:p>
       <w:pPr>
-        <w:shd w:fill="F2F2F2" w:val="clear"/>
+        <w:shd w:fill="F0F0E8" w:val="clear"/>
         <w:spacing w:after="0"/>
       </w:pPr>
       <w:r>
@@ -2209,7 +2203,7 @@
     </w:p>
     <w:p>
       <w:pPr>
-        <w:shd w:fill="F2F2F2" w:val="clear"/>
+        <w:shd w:fill="F0F0E8" w:val="clear"/>
         <w:spacing w:after="0"/>
       </w:pPr>
       <w:r>
@@ -2223,7 +2217,7 @@
     </w:p>
     <w:p>
       <w:pPr>
-        <w:shd w:fill="F2F2F2" w:val="clear"/>
+        <w:shd w:fill="F0F0E8" w:val="clear"/>
         <w:spacing w:after="0"/>
       </w:pPr>
       <w:r>
@@ -2237,7 +2231,7 @@
     </w:p>
     <w:p>
       <w:pPr>
-        <w:shd w:fill="F2F2F2" w:val="clear"/>
+        <w:shd w:fill="F0F0E8" w:val="clear"/>
         <w:spacing w:after="0"/>
       </w:pPr>
       <w:r>
@@ -2251,7 +2245,7 @@
     </w:p>
     <w:p>
       <w:pPr>
-        <w:shd w:fill="F2F2F2" w:val="clear"/>
+        <w:shd w:fill="F0F0E8" w:val="clear"/>
         <w:spacing w:after="0"/>
       </w:pPr>
       <w:r>
@@ -2265,7 +2259,7 @@
     </w:p>
     <w:p>
       <w:pPr>
-        <w:shd w:fill="F2F2F2" w:val="clear"/>
+        <w:shd w:fill="F0F0E8" w:val="clear"/>
         <w:spacing w:after="0"/>
       </w:pPr>
       <w:r>
@@ -2279,7 +2273,7 @@
     </w:p>
     <w:p>
       <w:pPr>
-        <w:shd w:fill="F2F2F2" w:val="clear"/>
+        <w:shd w:fill="F0F0E8" w:val="clear"/>
         <w:spacing w:after="0"/>
       </w:pPr>
       <w:r>
@@ -2293,7 +2287,7 @@
     </w:p>
     <w:p>
       <w:pPr>
-        <w:shd w:fill="F2F2F2" w:val="clear"/>
+        <w:shd w:fill="F0F0E8" w:val="clear"/>
         <w:spacing w:after="0"/>
       </w:pPr>
       <w:r>
@@ -2307,7 +2301,7 @@
     </w:p>
     <w:p>
       <w:pPr>
-        <w:shd w:fill="F2F2F2" w:val="clear"/>
+        <w:shd w:fill="F0F0E8" w:val="clear"/>
         <w:spacing w:after="0"/>
       </w:pPr>
       <w:r>
@@ -2321,7 +2315,7 @@
     </w:p>
     <w:p>
       <w:pPr>
-        <w:shd w:fill="F2F2F2" w:val="clear"/>
+        <w:shd w:fill="F0F0E8" w:val="clear"/>
         <w:spacing w:after="0"/>
       </w:pPr>
       <w:r>
@@ -2335,7 +2329,7 @@
     </w:p>
     <w:p>
       <w:pPr>
-        <w:shd w:fill="F2F2F2" w:val="clear"/>
+        <w:shd w:fill="F0F0E8" w:val="clear"/>
         <w:spacing w:after="0"/>
       </w:pPr>
       <w:r>
@@ -2349,7 +2343,7 @@
     </w:p>
     <w:p>
       <w:pPr>
-        <w:shd w:fill="F2F2F2" w:val="clear"/>
+        <w:shd w:fill="F0F0E8" w:val="clear"/>
         <w:spacing w:after="0"/>
       </w:pPr>
       <w:r>
@@ -2363,7 +2357,7 @@
     </w:p>
     <w:p>
       <w:pPr>
-        <w:shd w:fill="F2F2F2" w:val="clear"/>
+        <w:shd w:fill="F0F0E8" w:val="clear"/>
         <w:spacing w:after="0"/>
       </w:pPr>
       <w:r>
@@ -2377,7 +2371,7 @@
     </w:p>
     <w:p>
       <w:pPr>
-        <w:shd w:fill="F2F2F2" w:val="clear"/>
+        <w:shd w:fill="F0F0E8" w:val="clear"/>
         <w:spacing w:after="0"/>
       </w:pPr>
       <w:r>
@@ -2391,7 +2385,7 @@
     </w:p>
     <w:p>
       <w:pPr>
-        <w:shd w:fill="F2F2F2" w:val="clear"/>
+        <w:shd w:fill="F0F0E8" w:val="clear"/>
         <w:spacing w:after="0"/>
       </w:pPr>
       <w:r>
@@ -2405,7 +2399,7 @@
     </w:p>
     <w:p>
       <w:pPr>
-        <w:shd w:fill="F2F2F2" w:val="clear"/>
+        <w:shd w:fill="F0F0E8" w:val="clear"/>
         <w:spacing w:after="0"/>
       </w:pPr>
       <w:r>
@@ -2419,7 +2413,7 @@
     </w:p>
     <w:p>
       <w:pPr>
-        <w:shd w:fill="F2F2F2" w:val="clear"/>
+        <w:shd w:fill="F0F0E8" w:val="clear"/>
         <w:spacing w:after="0"/>
       </w:pPr>
       <w:r>
@@ -2433,7 +2427,7 @@
     </w:p>
     <w:p>
       <w:pPr>
-        <w:shd w:fill="F2F2F2" w:val="clear"/>
+        <w:shd w:fill="F0F0E8" w:val="clear"/>
         <w:spacing w:after="0"/>
       </w:pPr>
       <w:r>
@@ -2447,7 +2441,7 @@
     </w:p>
     <w:p>
       <w:pPr>
-        <w:shd w:fill="F2F2F2" w:val="clear"/>
+        <w:shd w:fill="F0F0E8" w:val="clear"/>
         <w:spacing w:after="0"/>
       </w:pPr>
       <w:r>
@@ -2461,7 +2455,7 @@
     </w:p>
     <w:p>
       <w:pPr>
-        <w:shd w:fill="F2F2F2" w:val="clear"/>
+        <w:shd w:fill="F0F0E8" w:val="clear"/>
         <w:spacing w:after="0"/>
       </w:pPr>
       <w:r>
@@ -2475,7 +2469,7 @@
     </w:p>
     <w:p>
       <w:pPr>
-        <w:shd w:fill="F2F2F2" w:val="clear"/>
+        <w:shd w:fill="F0F0E8" w:val="clear"/>
         <w:spacing w:after="0"/>
       </w:pPr>
       <w:r>
@@ -2489,7 +2483,7 @@
     </w:p>
     <w:p>
       <w:pPr>
-        <w:shd w:fill="F2F2F2" w:val="clear"/>
+        <w:shd w:fill="F0F0E8" w:val="clear"/>
         <w:spacing w:after="0"/>
       </w:pPr>
       <w:r>
@@ -2503,7 +2497,7 @@
     </w:p>
     <w:p>
       <w:pPr>
-        <w:shd w:fill="F2F2F2" w:val="clear"/>
+        <w:shd w:fill="F0F0E8" w:val="clear"/>
         <w:spacing w:after="0"/>
       </w:pPr>
       <w:r>
@@ -2517,7 +2511,7 @@
     </w:p>
     <w:p>
       <w:pPr>
-        <w:shd w:fill="F2F2F2" w:val="clear"/>
+        <w:shd w:fill="F0F0E8" w:val="clear"/>
         <w:spacing w:after="0"/>
       </w:pPr>
       <w:r>
@@ -2531,7 +2525,7 @@
     </w:p>
     <w:p>
       <w:pPr>
-        <w:shd w:fill="F2F2F2" w:val="clear"/>
+        <w:shd w:fill="F0F0E8" w:val="clear"/>
         <w:spacing w:after="0"/>
       </w:pPr>
       <w:r>
@@ -2545,7 +2539,7 @@
     </w:p>
     <w:p>
       <w:pPr>
-        <w:shd w:fill="F2F2F2" w:val="clear"/>
+        <w:shd w:fill="F0F0E8" w:val="clear"/>
         <w:spacing w:after="0"/>
       </w:pPr>
       <w:r>
@@ -2559,7 +2553,7 @@
     </w:p>
     <w:p>
       <w:pPr>
-        <w:shd w:fill="F2F2F2" w:val="clear"/>
+        <w:shd w:fill="F0F0E8" w:val="clear"/>
         <w:spacing w:after="0"/>
       </w:pPr>
       <w:r>
@@ -2573,7 +2567,7 @@
     </w:p>
     <w:p>
       <w:pPr>
-        <w:shd w:fill="F2F2F2" w:val="clear"/>
+        <w:shd w:fill="F0F0E8" w:val="clear"/>
         <w:spacing w:after="0"/>
       </w:pPr>
       <w:r>
@@ -2587,7 +2581,7 @@
     </w:p>
     <w:p>
       <w:pPr>
-        <w:shd w:fill="F2F2F2" w:val="clear"/>
+        <w:shd w:fill="F0F0E8" w:val="clear"/>
         <w:spacing w:after="0"/>
       </w:pPr>
       <w:r>
@@ -2601,7 +2595,7 @@
     </w:p>
     <w:p>
       <w:pPr>
-        <w:shd w:fill="F2F2F2" w:val="clear"/>
+        <w:shd w:fill="F0F0E8" w:val="clear"/>
         <w:spacing w:after="0"/>
       </w:pPr>
       <w:r>
@@ -2615,7 +2609,7 @@
     </w:p>
     <w:p>
       <w:pPr>
-        <w:shd w:fill="F2F2F2" w:val="clear"/>
+        <w:shd w:fill="F0F0E8" w:val="clear"/>
         <w:spacing w:after="0"/>
       </w:pPr>
       <w:r>
@@ -2629,7 +2623,7 @@
     </w:p>
     <w:p>
       <w:pPr>
-        <w:shd w:fill="F2F2F2" w:val="clear"/>
+        <w:shd w:fill="F0F0E8" w:val="clear"/>
         <w:spacing w:after="0"/>
       </w:pPr>
       <w:r>
@@ -2643,7 +2637,7 @@
     </w:p>
     <w:p>
       <w:pPr>
-        <w:shd w:fill="F2F2F2" w:val="clear"/>
+        <w:shd w:fill="F0F0E8" w:val="clear"/>
         <w:spacing w:after="0"/>
       </w:pPr>
       <w:r>
@@ -2657,7 +2651,7 @@
     </w:p>
     <w:p>
       <w:pPr>
-        <w:shd w:fill="F2F2F2" w:val="clear"/>
+        <w:shd w:fill="F0F0E8" w:val="clear"/>
         <w:spacing w:after="0"/>
       </w:pPr>
       <w:r>
@@ -2671,7 +2665,7 @@
     </w:p>
     <w:p>
       <w:pPr>
-        <w:shd w:fill="F2F2F2" w:val="clear"/>
+        <w:shd w:fill="F0F0E8" w:val="clear"/>
         <w:spacing w:after="0"/>
       </w:pPr>
       <w:r>
@@ -2685,7 +2679,7 @@
     </w:p>
     <w:p>
       <w:pPr>
-        <w:shd w:fill="F2F2F2" w:val="clear"/>
+        <w:shd w:fill="F0F0E8" w:val="clear"/>
         <w:spacing w:after="0"/>
       </w:pPr>
       <w:r>
@@ -2699,7 +2693,7 @@
     </w:p>
     <w:p>
       <w:pPr>
-        <w:shd w:fill="F2F2F2" w:val="clear"/>
+        <w:shd w:fill="F0F0E8" w:val="clear"/>
         <w:spacing w:after="0"/>
       </w:pPr>
       <w:r>
@@ -2713,7 +2707,7 @@
     </w:p>
     <w:p>
       <w:pPr>
-        <w:shd w:fill="F2F2F2" w:val="clear"/>
+        <w:shd w:fill="F0F0E8" w:val="clear"/>
         <w:spacing w:after="0"/>
       </w:pPr>
       <w:r>
@@ -2727,7 +2721,7 @@
     </w:p>
     <w:p>
       <w:pPr>
-        <w:shd w:fill="F2F2F2" w:val="clear"/>
+        <w:shd w:fill="F0F0E8" w:val="clear"/>
         <w:spacing w:after="0"/>
       </w:pPr>
       <w:r>
@@ -2741,7 +2735,7 @@
     </w:p>
     <w:p>
       <w:pPr>
-        <w:shd w:fill="F2F2F2" w:val="clear"/>
+        <w:shd w:fill="F0F0E8" w:val="clear"/>
         <w:spacing w:after="0"/>
       </w:pPr>
       <w:r>
@@ -2755,7 +2749,7 @@
     </w:p>
     <w:p>
       <w:pPr>
-        <w:shd w:fill="F2F2F2" w:val="clear"/>
+        <w:shd w:fill="F0F0E8" w:val="clear"/>
         <w:spacing w:after="0"/>
       </w:pPr>
       <w:r>
@@ -2769,7 +2763,7 @@
     </w:p>
     <w:p>
       <w:pPr>
-        <w:shd w:fill="F2F2F2" w:val="clear"/>
+        <w:shd w:fill="F0F0E8" w:val="clear"/>
         <w:spacing w:after="0"/>
       </w:pPr>
       <w:r>
@@ -2783,7 +2777,7 @@
     </w:p>
     <w:p>
       <w:pPr>
-        <w:shd w:fill="F2F2F2" w:val="clear"/>
+        <w:shd w:fill="F0F0E8" w:val="clear"/>
         <w:spacing w:after="0"/>
       </w:pPr>
       <w:r>
@@ -2797,7 +2791,7 @@
     </w:p>
     <w:p>
       <w:pPr>
-        <w:shd w:fill="F2F2F2" w:val="clear"/>
+        <w:shd w:fill="F0F0E8" w:val="clear"/>
         <w:spacing w:after="0"/>
       </w:pPr>
       <w:r>
@@ -2811,7 +2805,7 @@
     </w:p>
     <w:p>
       <w:pPr>
-        <w:shd w:fill="F2F2F2" w:val="clear"/>
+        <w:shd w:fill="F0F0E8" w:val="clear"/>
         <w:spacing w:after="0"/>
       </w:pPr>
       <w:r>
@@ -2825,7 +2819,7 @@
     </w:p>
     <w:p>
       <w:pPr>
-        <w:shd w:fill="F2F2F2" w:val="clear"/>
+        <w:shd w:fill="F0F0E8" w:val="clear"/>
         <w:spacing w:after="0"/>
       </w:pPr>
       <w:r>
@@ -2839,7 +2833,7 @@
     </w:p>
     <w:p>
       <w:pPr>
-        <w:shd w:fill="F2F2F2" w:val="clear"/>
+        <w:shd w:fill="F0F0E8" w:val="clear"/>
         <w:spacing w:after="0"/>
       </w:pPr>
       <w:r>
@@ -2853,7 +2847,7 @@
     </w:p>
     <w:p>
       <w:pPr>
-        <w:shd w:fill="F2F2F2" w:val="clear"/>
+        <w:shd w:fill="F0F0E8" w:val="clear"/>
         <w:spacing w:after="0"/>
       </w:pPr>
       <w:r>
@@ -2867,7 +2861,7 @@
     </w:p>
     <w:p>
       <w:pPr>
-        <w:shd w:fill="F2F2F2" w:val="clear"/>
+        <w:shd w:fill="F0F0E8" w:val="clear"/>
         <w:spacing w:after="0"/>
       </w:pPr>
       <w:r>
@@ -2881,7 +2875,7 @@
     </w:p>
     <w:p>
       <w:pPr>
-        <w:shd w:fill="F2F2F2" w:val="clear"/>
+        <w:shd w:fill="F0F0E8" w:val="clear"/>
         <w:spacing w:after="0"/>
       </w:pPr>
       <w:r>
@@ -2895,7 +2889,7 @@
     </w:p>
     <w:p>
       <w:pPr>
-        <w:shd w:fill="F2F2F2" w:val="clear"/>
+        <w:shd w:fill="F0F0E8" w:val="clear"/>
         <w:spacing w:after="0"/>
       </w:pPr>
       <w:r>
@@ -2909,7 +2903,7 @@
     </w:p>
     <w:p>
       <w:pPr>
-        <w:shd w:fill="F2F2F2" w:val="clear"/>
+        <w:shd w:fill="F0F0E8" w:val="clear"/>
         <w:spacing w:after="0"/>
       </w:pPr>
       <w:r>
@@ -2923,7 +2917,7 @@
     </w:p>
     <w:p>
       <w:pPr>
-        <w:shd w:fill="F2F2F2" w:val="clear"/>
+        <w:shd w:fill="F0F0E8" w:val="clear"/>
         <w:spacing w:after="0"/>
       </w:pPr>
       <w:r>
@@ -2937,7 +2931,7 @@
     </w:p>
     <w:p>
       <w:pPr>
-        <w:shd w:fill="F2F2F2" w:val="clear"/>
+        <w:shd w:fill="F0F0E8" w:val="clear"/>
         <w:spacing w:after="0"/>
       </w:pPr>
       <w:r>
@@ -2951,7 +2945,7 @@
     </w:p>
     <w:p>
       <w:pPr>
-        <w:shd w:fill="F2F2F2" w:val="clear"/>
+        <w:shd w:fill="F0F0E8" w:val="clear"/>
         <w:spacing w:after="0"/>
       </w:pPr>
       <w:r>
@@ -2965,7 +2959,7 @@
     </w:p>
     <w:p>
       <w:pPr>
-        <w:shd w:fill="F2F2F2" w:val="clear"/>
+        <w:shd w:fill="F0F0E8" w:val="clear"/>
         <w:spacing w:after="0"/>
       </w:pPr>
       <w:r>
@@ -2979,7 +2973,7 @@
     </w:p>
     <w:p>
       <w:pPr>
-        <w:shd w:fill="F2F2F2" w:val="clear"/>
+        <w:shd w:fill="F0F0E8" w:val="clear"/>
         <w:spacing w:after="0"/>
       </w:pPr>
       <w:r>
@@ -2993,7 +2987,7 @@
     </w:p>
     <w:p>
       <w:pPr>
-        <w:shd w:fill="F2F2F2" w:val="clear"/>
+        <w:shd w:fill="F0F0E8" w:val="clear"/>
         <w:spacing w:after="0"/>
       </w:pPr>
       <w:r>
@@ -3007,7 +3001,7 @@
     </w:p>
     <w:p>
       <w:pPr>
-        <w:shd w:fill="F2F2F2" w:val="clear"/>
+        <w:shd w:fill="F0F0E8" w:val="clear"/>
         <w:spacing w:after="0"/>
       </w:pPr>
       <w:r>
@@ -3021,7 +3015,7 @@
     </w:p>
     <w:p>
       <w:pPr>
-        <w:shd w:fill="F2F2F2" w:val="clear"/>
+        <w:shd w:fill="F0F0E8" w:val="clear"/>
         <w:spacing w:after="0"/>
       </w:pPr>
       <w:r>
@@ -3035,7 +3029,7 @@
     </w:p>
     <w:p>
       <w:pPr>
-        <w:shd w:fill="F2F2F2" w:val="clear"/>
+        <w:shd w:fill="F0F0E8" w:val="clear"/>
         <w:spacing w:after="0"/>
       </w:pPr>
       <w:r>
@@ -3049,7 +3043,7 @@
     </w:p>
     <w:p>
       <w:pPr>
-        <w:shd w:fill="F2F2F2" w:val="clear"/>
+        <w:shd w:fill="F0F0E8" w:val="clear"/>
         <w:spacing w:after="0"/>
       </w:pPr>
       <w:r>
@@ -3063,7 +3057,7 @@
     </w:p>
     <w:p>
       <w:pPr>
-        <w:shd w:fill="F2F2F2" w:val="clear"/>
+        <w:shd w:fill="F0F0E8" w:val="clear"/>
         <w:spacing w:after="0"/>
       </w:pPr>
       <w:r>
@@ -3077,7 +3071,7 @@
     </w:p>
     <w:p>
       <w:pPr>
-        <w:shd w:fill="F2F2F2" w:val="clear"/>
+        <w:shd w:fill="F0F0E8" w:val="clear"/>
         <w:spacing w:after="0"/>
       </w:pPr>
       <w:r>
@@ -3091,7 +3085,7 @@
     </w:p>
     <w:p>
       <w:pPr>
-        <w:shd w:fill="F2F2F2" w:val="clear"/>
+        <w:shd w:fill="F0F0E8" w:val="clear"/>
         <w:spacing w:after="0"/>
       </w:pPr>
       <w:r>
@@ -3105,7 +3099,7 @@
     </w:p>
     <w:p>
       <w:pPr>
-        <w:shd w:fill="F2F2F2" w:val="clear"/>
+        <w:shd w:fill="F0F0E8" w:val="clear"/>
         <w:spacing w:after="0"/>
       </w:pPr>
       <w:r>
@@ -3119,7 +3113,7 @@
     </w:p>
     <w:p>
       <w:pPr>
-        <w:shd w:fill="F2F2F2" w:val="clear"/>
+        <w:shd w:fill="F0F0E8" w:val="clear"/>
         <w:spacing w:after="0"/>
       </w:pPr>
       <w:r>
@@ -3133,7 +3127,7 @@
     </w:p>
     <w:p>
       <w:pPr>
-        <w:shd w:fill="F2F2F2" w:val="clear"/>
+        <w:shd w:fill="F0F0E8" w:val="clear"/>
         <w:spacing w:after="0"/>
       </w:pPr>
       <w:r>
@@ -3147,7 +3141,7 @@
     </w:p>
     <w:p>
       <w:pPr>
-        <w:shd w:fill="F2F2F2" w:val="clear"/>
+        <w:shd w:fill="F0F0E8" w:val="clear"/>
         <w:spacing w:after="0"/>
       </w:pPr>
       <w:r>
@@ -3161,7 +3155,7 @@
     </w:p>
     <w:p>
       <w:pPr>
-        <w:shd w:fill="F2F2F2" w:val="clear"/>
+        <w:shd w:fill="F0F0E8" w:val="clear"/>
         <w:spacing w:after="0"/>
       </w:pPr>
       <w:r>
@@ -3175,7 +3169,7 @@
     </w:p>
     <w:p>
       <w:pPr>
-        <w:shd w:fill="F2F2F2" w:val="clear"/>
+        <w:shd w:fill="F0F0E8" w:val="clear"/>
         <w:spacing w:after="0"/>
       </w:pPr>
       <w:r>
@@ -3189,7 +3183,7 @@
     </w:p>
     <w:p>
       <w:pPr>
-        <w:shd w:fill="F2F2F2" w:val="clear"/>
+        <w:shd w:fill="F0F0E8" w:val="clear"/>
         <w:spacing w:after="0"/>
       </w:pPr>
       <w:r>
@@ -3203,7 +3197,7 @@
     </w:p>
     <w:p>
       <w:pPr>
-        <w:shd w:fill="F2F2F2" w:val="clear"/>
+        <w:shd w:fill="F0F0E8" w:val="clear"/>
         <w:spacing w:after="0"/>
       </w:pPr>
       <w:r>
@@ -3217,7 +3211,7 @@
     </w:p>
     <w:p>
       <w:pPr>
-        <w:shd w:fill="F2F2F2" w:val="clear"/>
+        <w:shd w:fill="F0F0E8" w:val="clear"/>
         <w:spacing w:after="0"/>
       </w:pPr>
       <w:r>
@@ -3231,7 +3225,7 @@
     </w:p>
     <w:p>
       <w:pPr>
-        <w:shd w:fill="F2F2F2" w:val="clear"/>
+        <w:shd w:fill="F0F0E8" w:val="clear"/>
         <w:spacing w:after="0"/>
       </w:pPr>
       <w:r>
@@ -3245,7 +3239,7 @@
     </w:p>
     <w:p>
       <w:pPr>
-        <w:shd w:fill="F2F2F2" w:val="clear"/>
+        <w:shd w:fill="F0F0E8" w:val="clear"/>
         <w:spacing w:after="0"/>
       </w:pPr>
       <w:r>
@@ -3259,7 +3253,7 @@
     </w:p>
     <w:p>
       <w:pPr>
-        <w:shd w:fill="F2F2F2" w:val="clear"/>
+        <w:shd w:fill="F0F0E8" w:val="clear"/>
         <w:spacing w:after="0"/>
       </w:pPr>
       <w:r>
@@ -3273,7 +3267,7 @@
     </w:p>
     <w:p>
       <w:pPr>
-        <w:shd w:fill="F2F2F2" w:val="clear"/>
+        <w:shd w:fill="F0F0E8" w:val="clear"/>
         <w:spacing w:after="0"/>
       </w:pPr>
       <w:r>
@@ -3287,7 +3281,7 @@
     </w:p>
     <w:p>
       <w:pPr>
-        <w:shd w:fill="F2F2F2" w:val="clear"/>
+        <w:shd w:fill="F0F0E8" w:val="clear"/>
         <w:spacing w:after="0"/>
       </w:pPr>
       <w:r>
@@ -3301,7 +3295,7 @@
     </w:p>
     <w:p>
       <w:pPr>
-        <w:shd w:fill="F2F2F2" w:val="clear"/>
+        <w:shd w:fill="F0F0E8" w:val="clear"/>
         <w:spacing w:after="0"/>
       </w:pPr>
       <w:r>
@@ -3315,7 +3309,7 @@
     </w:p>
     <w:p>
       <w:pPr>
-        <w:shd w:fill="F2F2F2" w:val="clear"/>
+        <w:shd w:fill="F0F0E8" w:val="clear"/>
         <w:spacing w:after="0"/>
       </w:pPr>
       <w:r>
@@ -3329,7 +3323,7 @@
     </w:p>
     <w:p>
       <w:pPr>
-        <w:shd w:fill="F2F2F2" w:val="clear"/>
+        <w:shd w:fill="F0F0E8" w:val="clear"/>
         <w:spacing w:after="0"/>
       </w:pPr>
       <w:r>
@@ -3343,7 +3337,7 @@
     </w:p>
     <w:p>
       <w:pPr>
-        <w:shd w:fill="F2F2F2" w:val="clear"/>
+        <w:shd w:fill="F0F0E8" w:val="clear"/>
         <w:spacing w:after="0"/>
       </w:pPr>
       <w:r>
@@ -3357,7 +3351,7 @@
     </w:p>
     <w:p>
       <w:pPr>
-        <w:shd w:fill="F2F2F2" w:val="clear"/>
+        <w:shd w:fill="F0F0E8" w:val="clear"/>
         <w:spacing w:after="0"/>
       </w:pPr>
       <w:r>
@@ -3371,7 +3365,7 @@
     </w:p>
     <w:p>
       <w:pPr>
-        <w:shd w:fill="F2F2F2" w:val="clear"/>
+        <w:shd w:fill="F0F0E8" w:val="clear"/>
         <w:spacing w:after="0"/>
       </w:pPr>
       <w:r>
@@ -3385,7 +3379,7 @@
     </w:p>
     <w:p>
       <w:pPr>
-        <w:shd w:fill="F2F2F2" w:val="clear"/>
+        <w:shd w:fill="F0F0E8" w:val="clear"/>
         <w:spacing w:after="0"/>
       </w:pPr>
       <w:r>
@@ -3399,7 +3393,7 @@
     </w:p>
     <w:p>
       <w:pPr>
-        <w:shd w:fill="F2F2F2" w:val="clear"/>
+        <w:shd w:fill="F0F0E8" w:val="clear"/>
         <w:spacing w:after="0"/>
       </w:pPr>
       <w:r>
@@ -3413,7 +3407,7 @@
     </w:p>
     <w:p>
       <w:pPr>
-        <w:shd w:fill="F2F2F2" w:val="clear"/>
+        <w:shd w:fill="F0F0E8" w:val="clear"/>
         <w:spacing w:after="0"/>
       </w:pPr>
       <w:r>
@@ -3427,7 +3421,7 @@
     </w:p>
     <w:p>
       <w:pPr>
-        <w:shd w:fill="F2F2F2" w:val="clear"/>
+        <w:shd w:fill="F0F0E8" w:val="clear"/>
         <w:spacing w:after="0"/>
       </w:pPr>
       <w:r>
@@ -3441,7 +3435,7 @@
     </w:p>
     <w:p>
       <w:pPr>
-        <w:shd w:fill="F2F2F2" w:val="clear"/>
+        <w:shd w:fill="F0F0E8" w:val="clear"/>
         <w:spacing w:after="0"/>
       </w:pPr>
       <w:r>
@@ -3455,7 +3449,7 @@
     </w:p>
     <w:p>
       <w:pPr>
-        <w:shd w:fill="F2F2F2" w:val="clear"/>
+        <w:shd w:fill="F0F0E8" w:val="clear"/>
         <w:spacing w:after="0"/>
       </w:pPr>
       <w:r>
@@ -3469,7 +3463,7 @@
     </w:p>
     <w:p>
       <w:pPr>
-        <w:shd w:fill="F2F2F2" w:val="clear"/>
+        <w:shd w:fill="F0F0E8" w:val="clear"/>
         <w:spacing w:after="0"/>
       </w:pPr>
       <w:r>
@@ -3483,7 +3477,7 @@
     </w:p>
     <w:p>
       <w:pPr>
-        <w:shd w:fill="F2F2F2" w:val="clear"/>
+        <w:shd w:fill="F0F0E8" w:val="clear"/>
         <w:spacing w:after="0"/>
       </w:pPr>
       <w:r>
@@ -3497,7 +3491,7 @@
     </w:p>
     <w:p>
       <w:pPr>
-        <w:shd w:fill="F2F2F2" w:val="clear"/>
+        <w:shd w:fill="F0F0E8" w:val="clear"/>
         <w:spacing w:after="0"/>
       </w:pPr>
       <w:r>
@@ -3511,7 +3505,7 @@
     </w:p>
     <w:p>
       <w:pPr>
-        <w:shd w:fill="F2F2F2" w:val="clear"/>
+        <w:shd w:fill="F0F0E8" w:val="clear"/>
         <w:spacing w:after="0"/>
       </w:pPr>
       <w:r>
@@ -3525,7 +3519,7 @@
     </w:p>
     <w:p>
       <w:pPr>
-        <w:shd w:fill="F2F2F2" w:val="clear"/>
+        <w:shd w:fill="F0F0E8" w:val="clear"/>
         <w:spacing w:after="0"/>
       </w:pPr>
       <w:r>
@@ -3539,7 +3533,7 @@
     </w:p>
     <w:p>
       <w:pPr>
-        <w:shd w:fill="F2F2F2" w:val="clear"/>
+        <w:shd w:fill="F0F0E8" w:val="clear"/>
         <w:spacing w:after="0"/>
       </w:pPr>
       <w:r>
@@ -3553,7 +3547,7 @@
     </w:p>
     <w:p>
       <w:pPr>
-        <w:shd w:fill="F2F2F2" w:val="clear"/>
+        <w:shd w:fill="F0F0E8" w:val="clear"/>
         <w:spacing w:after="0"/>
       </w:pPr>
       <w:r>
@@ -3567,7 +3561,7 @@
     </w:p>
     <w:p>
       <w:pPr>
-        <w:shd w:fill="F2F2F2" w:val="clear"/>
+        <w:shd w:fill="F0F0E8" w:val="clear"/>
         <w:spacing w:after="0"/>
       </w:pPr>
       <w:r>
@@ -3581,7 +3575,7 @@
     </w:p>
     <w:p>
       <w:pPr>
-        <w:shd w:fill="F2F2F2" w:val="clear"/>
+        <w:shd w:fill="F0F0E8" w:val="clear"/>
         <w:spacing w:after="0"/>
       </w:pPr>
       <w:r>
@@ -3595,7 +3589,7 @@
     </w:p>
     <w:p>
       <w:pPr>
-        <w:shd w:fill="F2F2F2" w:val="clear"/>
+        <w:shd w:fill="F0F0E8" w:val="clear"/>
         <w:spacing w:after="0"/>
       </w:pPr>
       <w:r>
@@ -3609,7 +3603,7 @@
     </w:p>
     <w:p>
       <w:pPr>
-        <w:shd w:fill="F2F2F2" w:val="clear"/>
+        <w:shd w:fill="F0F0E8" w:val="clear"/>
         <w:spacing w:after="0"/>
       </w:pPr>
       <w:r>
@@ -3623,7 +3617,7 @@
     </w:p>
     <w:p>
       <w:pPr>
-        <w:shd w:fill="F2F2F2" w:val="clear"/>
+        <w:shd w:fill="F0F0E8" w:val="clear"/>
         <w:spacing w:after="0"/>
       </w:pPr>
       <w:r>
@@ -3637,7 +3631,7 @@
     </w:p>
     <w:p>
       <w:pPr>
-        <w:shd w:fill="F2F2F2" w:val="clear"/>
+        <w:shd w:fill="F0F0E8" w:val="clear"/>
         <w:spacing w:after="0"/>
       </w:pPr>
       <w:r>
@@ -3651,7 +3645,7 @@
     </w:p>
     <w:p>
       <w:pPr>
-        <w:shd w:fill="F2F2F2" w:val="clear"/>
+        <w:shd w:fill="F0F0E8" w:val="clear"/>
         <w:spacing w:after="0"/>
       </w:pPr>
       <w:r>
@@ -3665,7 +3659,7 @@
     </w:p>
     <w:p>
       <w:pPr>
-        <w:shd w:fill="F2F2F2" w:val="clear"/>
+        <w:shd w:fill="F0F0E8" w:val="clear"/>
         <w:spacing w:after="0"/>
       </w:pPr>
       <w:r>
@@ -3679,7 +3673,7 @@
     </w:p>
     <w:p>
       <w:pPr>
-        <w:shd w:fill="F2F2F2" w:val="clear"/>
+        <w:shd w:fill="F0F0E8" w:val="clear"/>
         <w:spacing w:after="0"/>
       </w:pPr>
       <w:r>
@@ -3693,7 +3687,7 @@
     </w:p>
     <w:p>
       <w:pPr>
-        <w:shd w:fill="F2F2F2" w:val="clear"/>
+        <w:shd w:fill="F0F0E8" w:val="clear"/>
         <w:spacing w:after="0"/>
       </w:pPr>
       <w:r>
@@ -3707,7 +3701,7 @@
     </w:p>
     <w:p>
       <w:pPr>
-        <w:shd w:fill="F2F2F2" w:val="clear"/>
+        <w:shd w:fill="F0F0E8" w:val="clear"/>
         <w:spacing w:after="0"/>
       </w:pPr>
       <w:r>
@@ -3721,7 +3715,7 @@
     </w:p>
     <w:p>
       <w:pPr>
-        <w:shd w:fill="F2F2F2" w:val="clear"/>
+        <w:shd w:fill="F0F0E8" w:val="clear"/>
         <w:spacing w:after="0"/>
       </w:pPr>
       <w:r>
@@ -3735,7 +3729,7 @@
     </w:p>
     <w:p>
       <w:pPr>
-        <w:shd w:fill="F2F2F2" w:val="clear"/>
+        <w:shd w:fill="F0F0E8" w:val="clear"/>
         <w:spacing w:after="0"/>
       </w:pPr>
       <w:r>
@@ -3749,7 +3743,7 @@
     </w:p>
     <w:p>
       <w:pPr>
-        <w:shd w:fill="F2F2F2" w:val="clear"/>
+        <w:shd w:fill="F0F0E8" w:val="clear"/>
         <w:spacing w:after="0"/>
       </w:pPr>
       <w:r>
@@ -3763,7 +3757,7 @@
     </w:p>
     <w:p>
       <w:pPr>
-        <w:shd w:fill="F2F2F2" w:val="clear"/>
+        <w:shd w:fill="F0F0E8" w:val="clear"/>
         <w:spacing w:after="0"/>
       </w:pPr>
       <w:r>
@@ -3777,7 +3771,7 @@
     </w:p>
     <w:p>
       <w:pPr>
-        <w:shd w:fill="F2F2F2" w:val="clear"/>
+        <w:shd w:fill="F0F0E8" w:val="clear"/>
         <w:spacing w:after="0"/>
       </w:pPr>
       <w:r>
@@ -3791,7 +3785,7 @@
     </w:p>
     <w:p>
       <w:pPr>
-        <w:shd w:fill="F2F2F2" w:val="clear"/>
+        <w:shd w:fill="F0F0E8" w:val="clear"/>
         <w:spacing w:after="0"/>
       </w:pPr>
       <w:r>
@@ -3805,7 +3799,7 @@
     </w:p>
     <w:p>
       <w:pPr>
-        <w:shd w:fill="F2F2F2" w:val="clear"/>
+        <w:shd w:fill="F0F0E8" w:val="clear"/>
         <w:spacing w:after="0"/>
       </w:pPr>
       <w:r>
@@ -3819,7 +3813,7 @@
     </w:p>
     <w:p>
       <w:pPr>
-        <w:shd w:fill="F2F2F2" w:val="clear"/>
+        <w:shd w:fill="F0F0E8" w:val="clear"/>
         <w:spacing w:after="0"/>
       </w:pPr>
       <w:r>
@@ -3833,7 +3827,7 @@
     </w:p>
     <w:p>
       <w:pPr>
-        <w:shd w:fill="F2F2F2" w:val="clear"/>
+        <w:shd w:fill="F0F0E8" w:val="clear"/>
         <w:spacing w:after="0"/>
       </w:pPr>
       <w:r>
@@ -3847,7 +3841,7 @@
     </w:p>
     <w:p>
       <w:pPr>
-        <w:shd w:fill="F2F2F2" w:val="clear"/>
+        <w:shd w:fill="F0F0E8" w:val="clear"/>
         <w:spacing w:after="0"/>
       </w:pPr>
       <w:r>
@@ -3861,7 +3855,7 @@
     </w:p>
     <w:p>
       <w:pPr>
-        <w:shd w:fill="F2F2F2" w:val="clear"/>
+        <w:shd w:fill="F0F0E8" w:val="clear"/>
         <w:spacing w:after="0"/>
       </w:pPr>
       <w:r>
@@ -3875,7 +3869,7 @@
     </w:p>
     <w:p>
       <w:pPr>
-        <w:shd w:fill="F2F2F2" w:val="clear"/>
+        <w:shd w:fill="F0F0E8" w:val="clear"/>
         <w:spacing w:after="0"/>
       </w:pPr>
       <w:r>
@@ -3889,7 +3883,7 @@
     </w:p>
     <w:p>
       <w:pPr>
-        <w:shd w:fill="F2F2F2" w:val="clear"/>
+        <w:shd w:fill="F0F0E8" w:val="clear"/>
         <w:spacing w:after="0"/>
       </w:pPr>
       <w:r>
@@ -3903,7 +3897,7 @@
     </w:p>
     <w:p>
       <w:pPr>
-        <w:shd w:fill="F2F2F2" w:val="clear"/>
+        <w:shd w:fill="F0F0E8" w:val="clear"/>
         <w:spacing w:after="0"/>
       </w:pPr>
       <w:r>
@@ -3917,7 +3911,7 @@
     </w:p>
     <w:p>
       <w:pPr>
-        <w:shd w:fill="F2F2F2" w:val="clear"/>
+        <w:shd w:fill="F0F0E8" w:val="clear"/>
         <w:spacing w:after="0"/>
       </w:pPr>
       <w:r>
@@ -3931,7 +3925,7 @@
     </w:p>
     <w:p>
       <w:pPr>
-        <w:shd w:fill="F2F2F2" w:val="clear"/>
+        <w:shd w:fill="F0F0E8" w:val="clear"/>
         <w:spacing w:after="0"/>
       </w:pPr>
       <w:r>
@@ -3945,7 +3939,7 @@
     </w:p>
     <w:p>
       <w:pPr>
-        <w:shd w:fill="F2F2F2" w:val="clear"/>
+        <w:shd w:fill="F0F0E8" w:val="clear"/>
         <w:spacing w:after="0"/>
       </w:pPr>
       <w:r>
@@ -3959,7 +3953,7 @@
     </w:p>
     <w:p>
       <w:pPr>
-        <w:shd w:fill="F2F2F2" w:val="clear"/>
+        <w:shd w:fill="F0F0E8" w:val="clear"/>
         <w:spacing w:after="0"/>
       </w:pPr>
       <w:r>
@@ -3973,7 +3967,7 @@
     </w:p>
     <w:p>
       <w:pPr>
-        <w:shd w:fill="F2F2F2" w:val="clear"/>
+        <w:shd w:fill="F0F0E8" w:val="clear"/>
         <w:spacing w:after="0"/>
       </w:pPr>
       <w:r>
@@ -3987,7 +3981,7 @@
     </w:p>
     <w:p>
       <w:pPr>
-        <w:shd w:fill="F2F2F2" w:val="clear"/>
+        <w:shd w:fill="F0F0E8" w:val="clear"/>
         <w:spacing w:after="0"/>
       </w:pPr>
       <w:r>
@@ -4001,7 +3995,7 @@
     </w:p>
     <w:p>
       <w:pPr>
-        <w:shd w:fill="F2F2F2" w:val="clear"/>
+        <w:shd w:fill="F0F0E8" w:val="clear"/>
         <w:spacing w:after="0"/>
       </w:pPr>
       <w:r>
@@ -4015,7 +4009,7 @@
     </w:p>
     <w:p>
       <w:pPr>
-        <w:shd w:fill="F2F2F2" w:val="clear"/>
+        <w:shd w:fill="F0F0E8" w:val="clear"/>
         <w:spacing w:after="0"/>
       </w:pPr>
       <w:r>
@@ -4029,7 +4023,7 @@
     </w:p>
     <w:p>
       <w:pPr>
-        <w:shd w:fill="F2F2F2" w:val="clear"/>
+        <w:shd w:fill="F0F0E8" w:val="clear"/>
         <w:spacing w:after="0"/>
       </w:pPr>
       <w:r>
@@ -4043,7 +4037,7 @@
     </w:p>
     <w:p>
       <w:pPr>
-        <w:shd w:fill="F2F2F2" w:val="clear"/>
+        <w:shd w:fill="F0F0E8" w:val="clear"/>
         <w:spacing w:after="0"/>
       </w:pPr>
       <w:r>
@@ -4057,7 +4051,7 @@
     </w:p>
     <w:p>
       <w:pPr>
-        <w:shd w:fill="F2F2F2" w:val="clear"/>
+        <w:shd w:fill="F0F0E8" w:val="clear"/>
         <w:spacing w:after="0"/>
       </w:pPr>
       <w:r>
@@ -4071,7 +4065,7 @@
     </w:p>
     <w:p>
       <w:pPr>
-        <w:shd w:fill="F2F2F2" w:val="clear"/>
+        <w:shd w:fill="F0F0E8" w:val="clear"/>
         <w:spacing w:after="0"/>
       </w:pPr>
       <w:r>
@@ -4085,7 +4079,7 @@
     </w:p>
     <w:p>
       <w:pPr>
-        <w:shd w:fill="F2F2F2" w:val="clear"/>
+        <w:shd w:fill="F0F0E8" w:val="clear"/>
         <w:spacing w:after="0"/>
       </w:pPr>
       <w:r>
@@ -4099,7 +4093,7 @@
     </w:p>
     <w:p>
       <w:pPr>
-        <w:shd w:fill="F2F2F2" w:val="clear"/>
+        <w:shd w:fill="F0F0E8" w:val="clear"/>
         <w:spacing w:after="0"/>
       </w:pPr>
       <w:r>
@@ -4113,7 +4107,7 @@
     </w:p>
     <w:p>
       <w:pPr>
-        <w:shd w:fill="F2F2F2" w:val="clear"/>
+        <w:shd w:fill="F0F0E8" w:val="clear"/>
         <w:spacing w:after="0"/>
       </w:pPr>
       <w:r>
@@ -4127,7 +4121,7 @@
     </w:p>
     <w:p>
       <w:pPr>
-        <w:shd w:fill="F2F2F2" w:val="clear"/>
+        <w:shd w:fill="F0F0E8" w:val="clear"/>
         <w:spacing w:after="0"/>
       </w:pPr>
       <w:r>
@@ -4141,7 +4135,7 @@
     </w:p>
     <w:p>
       <w:pPr>
-        <w:shd w:fill="F2F2F2" w:val="clear"/>
+        <w:shd w:fill="F0F0E8" w:val="clear"/>
         <w:spacing w:after="0"/>
       </w:pPr>
       <w:r>
@@ -4155,7 +4149,7 @@
     </w:p>
     <w:p>
       <w:pPr>
-        <w:shd w:fill="F2F2F2" w:val="clear"/>
+        <w:shd w:fill="F0F0E8" w:val="clear"/>
         <w:spacing w:after="0"/>
       </w:pPr>
       <w:r>
@@ -4169,7 +4163,7 @@
     </w:p>
     <w:p>
       <w:pPr>
-        <w:shd w:fill="F2F2F2" w:val="clear"/>
+        <w:shd w:fill="F0F0E8" w:val="clear"/>
         <w:spacing w:after="0"/>
       </w:pPr>
       <w:r>
@@ -4183,7 +4177,7 @@
     </w:p>
     <w:p>
       <w:pPr>
-        <w:shd w:fill="F2F2F2" w:val="clear"/>
+        <w:shd w:fill="F0F0E8" w:val="clear"/>
         <w:spacing w:after="0"/>
       </w:pPr>
       <w:r>
@@ -4197,7 +4191,7 @@
     </w:p>
     <w:p>
       <w:pPr>
-        <w:shd w:fill="F2F2F2" w:val="clear"/>
+        <w:shd w:fill="F0F0E8" w:val="clear"/>
         <w:spacing w:after="0"/>
       </w:pPr>
       <w:r>
@@ -4211,7 +4205,7 @@
     </w:p>
     <w:p>
       <w:pPr>
-        <w:shd w:fill="F2F2F2" w:val="clear"/>
+        <w:shd w:fill="F0F0E8" w:val="clear"/>
         <w:spacing w:after="0"/>
       </w:pPr>
       <w:r>
@@ -4225,7 +4219,7 @@
     </w:p>
     <w:p>
       <w:pPr>
-        <w:shd w:fill="F2F2F2" w:val="clear"/>
+        <w:shd w:fill="F0F0E8" w:val="clear"/>
         <w:spacing w:after="0"/>
       </w:pPr>
       <w:r>
@@ -4239,7 +4233,7 @@
     </w:p>
     <w:p>
       <w:pPr>
-        <w:shd w:fill="F2F2F2" w:val="clear"/>
+        <w:shd w:fill="F0F0E8" w:val="clear"/>
         <w:spacing w:after="0"/>
       </w:pPr>
       <w:r>
@@ -4253,7 +4247,7 @@
     </w:p>
     <w:p>
       <w:pPr>
-        <w:shd w:fill="F2F2F2" w:val="clear"/>
+        <w:shd w:fill="F0F0E8" w:val="clear"/>
         <w:spacing w:after="0"/>
       </w:pPr>
       <w:r>
@@ -4267,7 +4261,7 @@
     </w:p>
     <w:p>
       <w:pPr>
-        <w:shd w:fill="F2F2F2" w:val="clear"/>
+        <w:shd w:fill="F0F0E8" w:val="clear"/>
         <w:spacing w:after="0"/>
       </w:pPr>
       <w:r>
@@ -4281,7 +4275,7 @@
     </w:p>
     <w:p>
       <w:pPr>
-        <w:shd w:fill="F2F2F2" w:val="clear"/>
+        <w:shd w:fill="F0F0E8" w:val="clear"/>
         <w:spacing w:after="0"/>
       </w:pPr>
       <w:r>
@@ -4295,7 +4289,7 @@
     </w:p>
     <w:p>
       <w:pPr>
-        <w:shd w:fill="F2F2F2" w:val="clear"/>
+        <w:shd w:fill="F0F0E8" w:val="clear"/>
         <w:spacing w:after="0"/>
       </w:pPr>
       <w:r>
@@ -4309,7 +4303,7 @@
     </w:p>
     <w:p>
       <w:pPr>
-        <w:shd w:fill="F2F2F2" w:val="clear"/>
+        <w:shd w:fill="F0F0E8" w:val="clear"/>
         <w:spacing w:after="0"/>
       </w:pPr>
       <w:r>
@@ -4323,7 +4317,7 @@
     </w:p>
     <w:p>
       <w:pPr>
-        <w:shd w:fill="F2F2F2" w:val="clear"/>
+        <w:shd w:fill="F0F0E8" w:val="clear"/>
         <w:spacing w:after="0"/>
       </w:pPr>
       <w:r>
@@ -4337,7 +4331,7 @@
     </w:p>
     <w:p>
       <w:pPr>
-        <w:shd w:fill="F2F2F2" w:val="clear"/>
+        <w:shd w:fill="F0F0E8" w:val="clear"/>
         <w:spacing w:after="0"/>
       </w:pPr>
       <w:r>
@@ -4351,7 +4345,7 @@
     </w:p>
     <w:p>
       <w:pPr>
-        <w:shd w:fill="F2F2F2" w:val="clear"/>
+        <w:shd w:fill="F0F0E8" w:val="clear"/>
         <w:spacing w:after="0"/>
       </w:pPr>
       <w:r>
@@ -4365,7 +4359,7 @@
     </w:p>
     <w:p>
       <w:pPr>
-        <w:shd w:fill="F2F2F2" w:val="clear"/>
+        <w:shd w:fill="F0F0E8" w:val="clear"/>
         <w:spacing w:after="0"/>
       </w:pPr>
       <w:r>
@@ -4379,7 +4373,7 @@
     </w:p>
     <w:p>
       <w:pPr>
-        <w:shd w:fill="F2F2F2" w:val="clear"/>
+        <w:shd w:fill="F0F0E8" w:val="clear"/>
         <w:spacing w:after="0"/>
       </w:pPr>
       <w:r>
@@ -4393,7 +4387,7 @@
     </w:p>
     <w:p>
       <w:pPr>
-        <w:shd w:fill="F2F2F2" w:val="clear"/>
+        <w:shd w:fill="F0F0E8" w:val="clear"/>
         <w:spacing w:after="0"/>
       </w:pPr>
       <w:r>
@@ -4407,7 +4401,7 @@
     </w:p>
     <w:p>
       <w:pPr>
-        <w:shd w:fill="F2F2F2" w:val="clear"/>
+        <w:shd w:fill="F0F0E8" w:val="clear"/>
         <w:spacing w:after="0"/>
       </w:pPr>
       <w:r>
@@ -4421,7 +4415,7 @@
     </w:p>
     <w:p>
       <w:pPr>
-        <w:shd w:fill="F2F2F2" w:val="clear"/>
+        <w:shd w:fill="F0F0E8" w:val="clear"/>
         <w:spacing w:after="0"/>
       </w:pPr>
       <w:r>
@@ -4435,7 +4429,7 @@
     </w:p>
     <w:p>
       <w:pPr>
-        <w:shd w:fill="F2F2F2" w:val="clear"/>
+        <w:shd w:fill="F0F0E8" w:val="clear"/>
         <w:spacing w:after="0"/>
       </w:pPr>
       <w:r>
@@ -4449,7 +4443,7 @@
     </w:p>
     <w:p>
       <w:pPr>
-        <w:shd w:fill="F2F2F2" w:val="clear"/>
+        <w:shd w:fill="F0F0E8" w:val="clear"/>
         <w:spacing w:after="0"/>
       </w:pPr>
       <w:r>
@@ -4463,7 +4457,7 @@
     </w:p>
     <w:p>
       <w:pPr>
-        <w:shd w:fill="F2F2F2" w:val="clear"/>
+        <w:shd w:fill="F0F0E8" w:val="clear"/>
         <w:spacing w:after="0"/>
       </w:pPr>
       <w:r>
@@ -4477,7 +4471,7 @@
     </w:p>
     <w:p>
       <w:pPr>
-        <w:shd w:fill="F2F2F2" w:val="clear"/>
+        <w:shd w:fill="F0F0E8" w:val="clear"/>
         <w:spacing w:after="0"/>
       </w:pPr>
       <w:r>
@@ -4491,7 +4485,7 @@
     </w:p>
     <w:p>
       <w:pPr>
-        <w:shd w:fill="F2F2F2" w:val="clear"/>
+        <w:shd w:fill="F0F0E8" w:val="clear"/>
         <w:spacing w:after="0"/>
       </w:pPr>
       <w:r>
@@ -4505,7 +4499,7 @@
     </w:p>
     <w:p>
       <w:pPr>
-        <w:shd w:fill="F2F2F2" w:val="clear"/>
+        <w:shd w:fill="F0F0E8" w:val="clear"/>
         <w:spacing w:after="0"/>
       </w:pPr>
       <w:r>
@@ -4519,7 +4513,7 @@
     </w:p>
     <w:p>
       <w:pPr>
-        <w:shd w:fill="F2F2F2" w:val="clear"/>
+        <w:shd w:fill="F0F0E8" w:val="clear"/>
         <w:spacing w:after="0"/>
       </w:pPr>
       <w:r>
@@ -4533,7 +4527,7 @@
     </w:p>
     <w:p>
       <w:pPr>
-        <w:shd w:fill="F2F2F2" w:val="clear"/>
+        <w:shd w:fill="F0F0E8" w:val="clear"/>
         <w:spacing w:after="0"/>
       </w:pPr>
       <w:r>
@@ -4547,7 +4541,7 @@
     </w:p>
     <w:p>
       <w:pPr>
-        <w:shd w:fill="F2F2F2" w:val="clear"/>
+        <w:shd w:fill="F0F0E8" w:val="clear"/>
         <w:spacing w:after="0"/>
       </w:pPr>
       <w:r>
@@ -4561,7 +4555,7 @@
     </w:p>
     <w:p>
       <w:pPr>
-        <w:shd w:fill="F2F2F2" w:val="clear"/>
+        <w:shd w:fill="F0F0E8" w:val="clear"/>
         <w:spacing w:after="0"/>
       </w:pPr>
       <w:r>
@@ -4575,7 +4569,7 @@
     </w:p>
     <w:p>
       <w:pPr>
-        <w:shd w:fill="F2F2F2" w:val="clear"/>
+        <w:shd w:fill="F0F0E8" w:val="clear"/>
         <w:spacing w:after="0"/>
       </w:pPr>
       <w:r>
@@ -4589,7 +4583,7 @@
     </w:p>
     <w:p>
       <w:pPr>
-        <w:shd w:fill="F2F2F2" w:val="clear"/>
+        <w:shd w:fill="F0F0E8" w:val="clear"/>
         <w:spacing w:after="0"/>
       </w:pPr>
       <w:r>
@@ -4603,7 +4597,7 @@
     </w:p>
     <w:p>
       <w:pPr>
-        <w:shd w:fill="F2F2F2" w:val="clear"/>
+        <w:shd w:fill="F0F0E8" w:val="clear"/>
         <w:spacing w:after="0"/>
       </w:pPr>
       <w:r>
@@ -4617,7 +4611,7 @@
     </w:p>
     <w:p>
       <w:pPr>
-        <w:shd w:fill="F2F2F2" w:val="clear"/>
+        <w:shd w:fill="F0F0E8" w:val="clear"/>
         <w:spacing w:after="0"/>
       </w:pPr>
       <w:r>
@@ -4631,7 +4625,7 @@
     </w:p>
     <w:p>
       <w:pPr>
-        <w:shd w:fill="F2F2F2" w:val="clear"/>
+        <w:shd w:fill="F0F0E8" w:val="clear"/>
         <w:spacing w:after="0"/>
       </w:pPr>
       <w:r>
@@ -4645,7 +4639,7 @@
     </w:p>
     <w:p>
       <w:pPr>
-        <w:shd w:fill="F2F2F2" w:val="clear"/>
+        <w:shd w:fill="F0F0E8" w:val="clear"/>
         <w:spacing w:after="0"/>
       </w:pPr>
       <w:r>
@@ -4659,7 +4653,7 @@
     </w:p>
     <w:p>
       <w:pPr>
-        <w:shd w:fill="F2F2F2" w:val="clear"/>
+        <w:shd w:fill="F0F0E8" w:val="clear"/>
         <w:spacing w:after="0"/>
       </w:pPr>
       <w:r>
@@ -4673,7 +4667,7 @@
     </w:p>
     <w:p>
       <w:pPr>
-        <w:shd w:fill="F2F2F2" w:val="clear"/>
+        <w:shd w:fill="F0F0E8" w:val="clear"/>
         <w:spacing w:after="0"/>
       </w:pPr>
       <w:r>
@@ -4687,7 +4681,7 @@
     </w:p>
     <w:p>
       <w:pPr>
-        <w:shd w:fill="F2F2F2" w:val="clear"/>
+        <w:shd w:fill="F0F0E8" w:val="clear"/>
         <w:spacing w:after="0"/>
       </w:pPr>
       <w:r>
@@ -4701,7 +4695,7 @@
     </w:p>
     <w:p>
       <w:pPr>
-        <w:shd w:fill="F2F2F2" w:val="clear"/>
+        <w:shd w:fill="F0F0E8" w:val="clear"/>
         <w:spacing w:after="0"/>
       </w:pPr>
       <w:r>
@@ -4715,7 +4709,7 @@
     </w:p>
     <w:p>
       <w:pPr>
-        <w:shd w:fill="F2F2F2" w:val="clear"/>
+        <w:shd w:fill="F0F0E8" w:val="clear"/>
         <w:spacing w:after="0"/>
       </w:pPr>
       <w:r>
@@ -4729,7 +4723,7 @@
     </w:p>
     <w:p>
       <w:pPr>
-        <w:shd w:fill="F2F2F2" w:val="clear"/>
+        <w:shd w:fill="F0F0E8" w:val="clear"/>
         <w:spacing w:after="0"/>
       </w:pPr>
       <w:r>
@@ -4743,7 +4737,7 @@
     </w:p>
     <w:p>
       <w:pPr>
-        <w:shd w:fill="F2F2F2" w:val="clear"/>
+        <w:shd w:fill="F0F0E8" w:val="clear"/>
         <w:spacing w:after="0"/>
       </w:pPr>
       <w:r>
@@ -4757,7 +4751,7 @@
     </w:p>
     <w:p>
       <w:pPr>
-        <w:shd w:fill="F2F2F2" w:val="clear"/>
+        <w:shd w:fill="F0F0E8" w:val="clear"/>
         <w:spacing w:after="0"/>
       </w:pPr>
       <w:r>
@@ -4771,7 +4765,7 @@
     </w:p>
     <w:p>
       <w:pPr>
-        <w:shd w:fill="F2F2F2" w:val="clear"/>
+        <w:shd w:fill="F0F0E8" w:val="clear"/>
         <w:spacing w:after="0"/>
       </w:pPr>
       <w:r>
@@ -4785,7 +4779,7 @@
     </w:p>
     <w:p>
       <w:pPr>
-        <w:shd w:fill="F2F2F2" w:val="clear"/>
+        <w:shd w:fill="F0F0E8" w:val="clear"/>
         <w:spacing w:after="0"/>
       </w:pPr>
       <w:r>
@@ -4799,7 +4793,7 @@
     </w:p>
     <w:p>
       <w:pPr>
-        <w:shd w:fill="F2F2F2" w:val="clear"/>
+        <w:shd w:fill="F0F0E8" w:val="clear"/>
         <w:spacing w:after="0"/>
       </w:pPr>
       <w:r>
@@ -4813,7 +4807,7 @@
     </w:p>
     <w:p>
       <w:pPr>
-        <w:shd w:fill="F2F2F2" w:val="clear"/>
+        <w:shd w:fill="F0F0E8" w:val="clear"/>
         <w:spacing w:after="0"/>
       </w:pPr>
       <w:r>
@@ -4827,7 +4821,7 @@
     </w:p>
     <w:p>
       <w:pPr>
-        <w:shd w:fill="F2F2F2" w:val="clear"/>
+        <w:shd w:fill="F0F0E8" w:val="clear"/>
         <w:spacing w:after="0"/>
       </w:pPr>
       <w:r>
@@ -4841,7 +4835,7 @@
     </w:p>
     <w:p>
       <w:pPr>
-        <w:shd w:fill="F2F2F2" w:val="clear"/>
+        <w:shd w:fill="F0F0E8" w:val="clear"/>
         <w:spacing w:after="0"/>
       </w:pPr>
       <w:r>
@@ -4855,7 +4849,7 @@
     </w:p>
     <w:p>
       <w:pPr>
-        <w:shd w:fill="F2F2F2" w:val="clear"/>
+        <w:shd w:fill="F0F0E8" w:val="clear"/>
         <w:spacing w:after="0"/>
       </w:pPr>
       <w:r>
@@ -4869,7 +4863,7 @@
     </w:p>
     <w:p>
       <w:pPr>
-        <w:shd w:fill="F2F2F2" w:val="clear"/>
+        <w:shd w:fill="F0F0E8" w:val="clear"/>
         <w:spacing w:after="0"/>
       </w:pPr>
       <w:r>
@@ -4883,7 +4877,7 @@
     </w:p>
     <w:p>
       <w:pPr>
-        <w:shd w:fill="F2F2F2" w:val="clear"/>
+        <w:shd w:fill="F0F0E8" w:val="clear"/>
         <w:spacing w:after="0"/>
       </w:pPr>
       <w:r>
@@ -4897,7 +4891,7 @@
     </w:p>
     <w:p>
       <w:pPr>
-        <w:shd w:fill="F2F2F2" w:val="clear"/>
+        <w:shd w:fill="F0F0E8" w:val="clear"/>
         <w:spacing w:after="0"/>
       </w:pPr>
       <w:r>
@@ -4911,7 +4905,7 @@
     </w:p>
     <w:p>
       <w:pPr>
-        <w:shd w:fill="F2F2F2" w:val="clear"/>
+        <w:shd w:fill="F0F0E8" w:val="clear"/>
         <w:spacing w:after="0"/>
       </w:pPr>
       <w:r>
@@ -4925,7 +4919,7 @@
     </w:p>
     <w:p>
       <w:pPr>
-        <w:shd w:fill="F2F2F2" w:val="clear"/>
+        <w:shd w:fill="F0F0E8" w:val="clear"/>
         <w:spacing w:after="0"/>
       </w:pPr>
       <w:r>
@@ -4939,7 +4933,7 @@
     </w:p>
     <w:p>
       <w:pPr>
-        <w:shd w:fill="F2F2F2" w:val="clear"/>
+        <w:shd w:fill="F0F0E8" w:val="clear"/>
         <w:spacing w:after="0"/>
       </w:pPr>
       <w:r>
@@ -4953,7 +4947,7 @@
     </w:p>
     <w:p>
       <w:pPr>
-        <w:shd w:fill="F2F2F2" w:val="clear"/>
+        <w:shd w:fill="F0F0E8" w:val="clear"/>
         <w:spacing w:after="0"/>
       </w:pPr>
       <w:r>
@@ -4967,7 +4961,7 @@
     </w:p>
     <w:p>
       <w:pPr>
-        <w:shd w:fill="F2F2F2" w:val="clear"/>
+        <w:shd w:fill="F0F0E8" w:val="clear"/>
         <w:spacing w:after="0"/>
       </w:pPr>
       <w:r>
@@ -4981,7 +4975,7 @@
     </w:p>
     <w:p>
       <w:pPr>
-        <w:shd w:fill="F2F2F2" w:val="clear"/>
+        <w:shd w:fill="F0F0E8" w:val="clear"/>
         <w:spacing w:after="0"/>
       </w:pPr>
       <w:r>
@@ -4995,7 +4989,7 @@
     </w:p>
     <w:p>
       <w:pPr>
-        <w:shd w:fill="F2F2F2" w:val="clear"/>
+        <w:shd w:fill="F0F0E8" w:val="clear"/>
         <w:spacing w:after="0"/>
       </w:pPr>
       <w:r>
@@ -5009,7 +5003,7 @@
     </w:p>
     <w:p>
       <w:pPr>
-        <w:shd w:fill="F2F2F2" w:val="clear"/>
+        <w:shd w:fill="F0F0E8" w:val="clear"/>
         <w:spacing w:after="0"/>
       </w:pPr>
       <w:r>
@@ -5023,7 +5017,7 @@
     </w:p>
     <w:p>
       <w:pPr>
-        <w:shd w:fill="F2F2F2" w:val="clear"/>
+        <w:shd w:fill="F0F0E8" w:val="clear"/>
         <w:spacing w:after="0"/>
       </w:pPr>
       <w:r>
@@ -5037,7 +5031,7 @@
     </w:p>
     <w:p>
       <w:pPr>
-        <w:shd w:fill="F2F2F2" w:val="clear"/>
+        <w:shd w:fill="F0F0E8" w:val="clear"/>
         <w:spacing w:after="0"/>
       </w:pPr>
       <w:r>
@@ -5051,7 +5045,7 @@
     </w:p>
     <w:p>
       <w:pPr>
-        <w:shd w:fill="F2F2F2" w:val="clear"/>
+        <w:shd w:fill="F0F0E8" w:val="clear"/>
         <w:spacing w:after="0"/>
       </w:pPr>
       <w:r>
@@ -5065,7 +5059,7 @@
     </w:p>
     <w:p>
       <w:pPr>
-        <w:shd w:fill="F2F2F2" w:val="clear"/>
+        <w:shd w:fill="F0F0E8" w:val="clear"/>
         <w:spacing w:after="0"/>
       </w:pPr>
       <w:r>
@@ -5079,7 +5073,7 @@
     </w:p>
     <w:p>
       <w:pPr>
-        <w:shd w:fill="F2F2F2" w:val="clear"/>
+        <w:shd w:fill="F0F0E8" w:val="clear"/>
         <w:spacing w:after="0"/>
       </w:pPr>
       <w:r>
@@ -5093,7 +5087,7 @@
     </w:p>
     <w:p>
       <w:pPr>
-        <w:shd w:fill="F2F2F2" w:val="clear"/>
+        <w:shd w:fill="F0F0E8" w:val="clear"/>
         <w:spacing w:after="0"/>
       </w:pPr>
       <w:r>
@@ -5107,7 +5101,7 @@
     </w:p>
     <w:p>
       <w:pPr>
-        <w:shd w:fill="F2F2F2" w:val="clear"/>
+        <w:shd w:fill="F0F0E8" w:val="clear"/>
         <w:spacing w:after="0"/>
       </w:pPr>
       <w:r>
@@ -5121,7 +5115,7 @@
     </w:p>
     <w:p>
       <w:pPr>
-        <w:shd w:fill="F2F2F2" w:val="clear"/>
+        <w:shd w:fill="F0F0E8" w:val="clear"/>
         <w:spacing w:after="0"/>
       </w:pPr>
       <w:r>
@@ -5135,7 +5129,7 @@
     </w:p>
     <w:p>
       <w:pPr>
-        <w:shd w:fill="F2F2F2" w:val="clear"/>
+        <w:shd w:fill="F0F0E8" w:val="clear"/>
         <w:spacing w:after="0"/>
       </w:pPr>
       <w:r>
@@ -5149,7 +5143,7 @@
     </w:p>
     <w:p>
       <w:pPr>
-        <w:shd w:fill="F2F2F2" w:val="clear"/>
+        <w:shd w:fill="F0F0E8" w:val="clear"/>
         <w:spacing w:after="0"/>
       </w:pPr>
       <w:r>
@@ -5163,7 +5157,7 @@
     </w:p>
     <w:p>
       <w:pPr>
-        <w:shd w:fill="F2F2F2" w:val="clear"/>
+        <w:shd w:fill="F0F0E8" w:val="clear"/>
         <w:spacing w:after="0"/>
       </w:pPr>
       <w:r>
@@ -5177,7 +5171,7 @@
     </w:p>
     <w:p>
       <w:pPr>
-        <w:shd w:fill="F2F2F2" w:val="clear"/>
+        <w:shd w:fill="F0F0E8" w:val="clear"/>
         <w:spacing w:after="0"/>
       </w:pPr>
       <w:r>
@@ -5191,7 +5185,7 @@
     </w:p>
     <w:p>
       <w:pPr>
-        <w:shd w:fill="F2F2F2" w:val="clear"/>
+        <w:shd w:fill="F0F0E8" w:val="clear"/>
         <w:spacing w:after="0"/>
       </w:pPr>
       <w:r>
@@ -5205,7 +5199,7 @@
     </w:p>
     <w:p>
       <w:pPr>
-        <w:shd w:fill="F2F2F2" w:val="clear"/>
+        <w:shd w:fill="F0F0E8" w:val="clear"/>
         <w:spacing w:after="0"/>
       </w:pPr>
       <w:r>
@@ -5219,7 +5213,7 @@
     </w:p>
     <w:p>
       <w:pPr>
-        <w:shd w:fill="F2F2F2" w:val="clear"/>
+        <w:shd w:fill="F0F0E8" w:val="clear"/>
         <w:spacing w:after="0"/>
       </w:pPr>
       <w:r>
@@ -5233,7 +5227,7 @@
     </w:p>
     <w:p>
       <w:pPr>
-        <w:shd w:fill="F2F2F2" w:val="clear"/>
+        <w:shd w:fill="F0F0E8" w:val="clear"/>
         <w:spacing w:after="0"/>
       </w:pPr>
       <w:r>
@@ -5247,7 +5241,7 @@
     </w:p>
     <w:p>
       <w:pPr>
-        <w:shd w:fill="F2F2F2" w:val="clear"/>
+        <w:shd w:fill="F0F0E8" w:val="clear"/>
         <w:spacing w:after="0"/>
       </w:pPr>
       <w:r>
@@ -5261,7 +5255,7 @@
     </w:p>
     <w:p>
       <w:pPr>
-        <w:shd w:fill="F2F2F2" w:val="clear"/>
+        <w:shd w:fill="F0F0E8" w:val="clear"/>
         <w:spacing w:after="0"/>
       </w:pPr>
       <w:r>
@@ -5275,7 +5269,7 @@
     </w:p>
     <w:p>
       <w:pPr>
-        <w:shd w:fill="F2F2F2" w:val="clear"/>
+        <w:shd w:fill="F0F0E8" w:val="clear"/>
         <w:spacing w:after="0"/>
       </w:pPr>
       <w:r>
@@ -5289,7 +5283,7 @@
     </w:p>
     <w:p>
       <w:pPr>
-        <w:shd w:fill="F2F2F2" w:val="clear"/>
+        <w:shd w:fill="F0F0E8" w:val="clear"/>
         <w:spacing w:after="0"/>
       </w:pPr>
       <w:r>
@@ -5303,7 +5297,7 @@
     </w:p>
     <w:p>
       <w:pPr>
-        <w:shd w:fill="F2F2F2" w:val="clear"/>
+        <w:shd w:fill="F0F0E8" w:val="clear"/>
         <w:spacing w:after="0"/>
       </w:pPr>
       <w:r>
@@ -5317,7 +5311,7 @@
     </w:p>
     <w:p>
       <w:pPr>
-        <w:shd w:fill="F2F2F2" w:val="clear"/>
+        <w:shd w:fill="F0F0E8" w:val="clear"/>
         <w:spacing w:after="0"/>
       </w:pPr>
       <w:r>
@@ -5331,7 +5325,7 @@
     </w:p>
     <w:p>
       <w:pPr>
-        <w:shd w:fill="F2F2F2" w:val="clear"/>
+        <w:shd w:fill="F0F0E8" w:val="clear"/>
         <w:spacing w:after="0"/>
       </w:pPr>
       <w:r>
@@ -5345,7 +5339,7 @@
     </w:p>
     <w:p>
       <w:pPr>
-        <w:shd w:fill="F2F2F2" w:val="clear"/>
+        <w:shd w:fill="F0F0E8" w:val="clear"/>
         <w:spacing w:after="0"/>
       </w:pPr>
       <w:r>
@@ -5359,7 +5353,7 @@
     </w:p>
     <w:p>
       <w:pPr>
-        <w:shd w:fill="F2F2F2" w:val="clear"/>
+        <w:shd w:fill="F0F0E8" w:val="clear"/>
         <w:spacing w:after="0"/>
       </w:pPr>
       <w:r>
@@ -5373,7 +5367,7 @@
     </w:p>
     <w:p>
       <w:pPr>
-        <w:shd w:fill="F2F2F2" w:val="clear"/>
+        <w:shd w:fill="F0F0E8" w:val="clear"/>
         <w:spacing w:after="0"/>
       </w:pPr>
       <w:r>
@@ -5387,7 +5381,7 @@
     </w:p>
     <w:p>
       <w:pPr>
-        <w:shd w:fill="F2F2F2" w:val="clear"/>
+        <w:shd w:fill="F0F0E8" w:val="clear"/>
         <w:spacing w:after="0"/>
       </w:pPr>
       <w:r>
@@ -5401,7 +5395,7 @@
     </w:p>
     <w:p>
       <w:pPr>
-        <w:shd w:fill="F2F2F2" w:val="clear"/>
+        <w:shd w:fill="F0F0E8" w:val="clear"/>
         <w:spacing w:after="0"/>
       </w:pPr>
       <w:r>
@@ -5415,7 +5409,7 @@
     </w:p>
     <w:p>
       <w:pPr>
-        <w:shd w:fill="F2F2F2" w:val="clear"/>
+        <w:shd w:fill="F0F0E8" w:val="clear"/>
         <w:spacing w:after="0"/>
       </w:pPr>
       <w:r>
@@ -5429,7 +5423,7 @@
     </w:p>
     <w:p>
       <w:pPr>
-        <w:shd w:fill="F2F2F2" w:val="clear"/>
+        <w:shd w:fill="F0F0E8" w:val="clear"/>
         <w:spacing w:after="0"/>
       </w:pPr>
       <w:r>
@@ -5443,7 +5437,7 @@
     </w:p>
     <w:p>
       <w:pPr>
-        <w:shd w:fill="F2F2F2" w:val="clear"/>
+        <w:shd w:fill="F0F0E8" w:val="clear"/>
         <w:spacing w:after="0"/>
       </w:pPr>
       <w:r>
@@ -5457,7 +5451,7 @@
     </w:p>
     <w:p>
       <w:pPr>
-        <w:shd w:fill="F2F2F2" w:val="clear"/>
+        <w:shd w:fill="F0F0E8" w:val="clear"/>
         <w:spacing w:after="0"/>
       </w:pPr>
       <w:r>
@@ -5471,7 +5465,7 @@
     </w:p>
     <w:p>
       <w:pPr>
-        <w:shd w:fill="F2F2F2" w:val="clear"/>
+        <w:shd w:fill="F0F0E8" w:val="clear"/>
         <w:spacing w:after="0"/>
       </w:pPr>
       <w:r>
@@ -5485,7 +5479,7 @@
     </w:p>
     <w:p>
       <w:pPr>
-        <w:shd w:fill="F2F2F2" w:val="clear"/>
+        <w:shd w:fill="F0F0E8" w:val="clear"/>
         <w:spacing w:after="0"/>
       </w:pPr>
       <w:r>
@@ -5499,7 +5493,7 @@
     </w:p>
     <w:p>
       <w:pPr>
-        <w:shd w:fill="F2F2F2" w:val="clear"/>
+        <w:shd w:fill="F0F0E8" w:val="clear"/>
         <w:spacing w:after="0"/>
       </w:pPr>
       <w:r>
@@ -5513,7 +5507,7 @@
     </w:p>
     <w:p>
       <w:pPr>
-        <w:shd w:fill="F2F2F2" w:val="clear"/>
+        <w:shd w:fill="F0F0E8" w:val="clear"/>
         <w:spacing w:after="0"/>
       </w:pPr>
       <w:r>
@@ -5527,7 +5521,7 @@
     </w:p>
     <w:p>
       <w:pPr>
-        <w:shd w:fill="F2F2F2" w:val="clear"/>
+        <w:shd w:fill="F0F0E8" w:val="clear"/>
         <w:spacing w:after="0"/>
       </w:pPr>
       <w:r>
@@ -5541,7 +5535,7 @@
     </w:p>
     <w:p>
       <w:pPr>
-        <w:shd w:fill="F2F2F2" w:val="clear"/>
+        <w:shd w:fill="F0F0E8" w:val="clear"/>
         <w:spacing w:after="0"/>
       </w:pPr>
       <w:r>
@@ -5555,7 +5549,7 @@
     </w:p>
     <w:p>
       <w:pPr>
-        <w:shd w:fill="F2F2F2" w:val="clear"/>
+        <w:shd w:fill="F0F0E8" w:val="clear"/>
         <w:spacing w:after="0"/>
       </w:pPr>
       <w:r>
@@ -5569,7 +5563,7 @@
     </w:p>
     <w:p>
       <w:pPr>
-        <w:shd w:fill="F2F2F2" w:val="clear"/>
+        <w:shd w:fill="F0F0E8" w:val="clear"/>
         <w:spacing w:after="0"/>
       </w:pPr>
       <w:r>
@@ -5583,7 +5577,7 @@
     </w:p>
     <w:p>
       <w:pPr>
-        <w:shd w:fill="F2F2F2" w:val="clear"/>
+        <w:shd w:fill="F0F0E8" w:val="clear"/>
         <w:spacing w:after="0"/>
       </w:pPr>
       <w:r>
@@ -5597,7 +5591,7 @@
     </w:p>
     <w:p>
       <w:pPr>
-        <w:shd w:fill="F2F2F2" w:val="clear"/>
+        <w:shd w:fill="F0F0E8" w:val="clear"/>
         <w:spacing w:after="0"/>
       </w:pPr>
       <w:r>
@@ -5611,7 +5605,7 @@
     </w:p>
     <w:p>
       <w:pPr>
-        <w:shd w:fill="F2F2F2" w:val="clear"/>
+        <w:shd w:fill="F0F0E8" w:val="clear"/>
         <w:spacing w:after="0"/>
       </w:pPr>
       <w:r>
@@ -5625,7 +5619,7 @@
     </w:p>
     <w:p>
       <w:pPr>
-        <w:shd w:fill="F2F2F2" w:val="clear"/>
+        <w:shd w:fill="F0F0E8" w:val="clear"/>
         <w:spacing w:after="0"/>
       </w:pPr>
       <w:r>
@@ -5639,7 +5633,7 @@
     </w:p>
     <w:p>
       <w:pPr>
-        <w:shd w:fill="F2F2F2" w:val="clear"/>
+        <w:shd w:fill="F0F0E8" w:val="clear"/>
         <w:spacing w:after="0"/>
       </w:pPr>
       <w:r>
@@ -5653,7 +5647,7 @@
     </w:p>
     <w:p>
       <w:pPr>
-        <w:shd w:fill="F2F2F2" w:val="clear"/>
+        <w:shd w:fill="F0F0E8" w:val="clear"/>
         <w:spacing w:after="0"/>
       </w:pPr>
       <w:r>
@@ -5667,7 +5661,7 @@
     </w:p>
     <w:p>
       <w:pPr>
-        <w:shd w:fill="F2F2F2" w:val="clear"/>
+        <w:shd w:fill="F0F0E8" w:val="clear"/>
         <w:spacing w:after="0"/>
       </w:pPr>
       <w:r>
@@ -5681,7 +5675,7 @@
     </w:p>
     <w:p>
       <w:pPr>
-        <w:shd w:fill="F2F2F2" w:val="clear"/>
+        <w:shd w:fill="F0F0E8" w:val="clear"/>
         <w:spacing w:after="0"/>
       </w:pPr>
       <w:r>
@@ -5695,7 +5689,7 @@
     </w:p>
     <w:p>
       <w:pPr>
-        <w:shd w:fill="F2F2F2" w:val="clear"/>
+        <w:shd w:fill="F0F0E8" w:val="clear"/>
         <w:spacing w:after="0"/>
       </w:pPr>
       <w:r>
@@ -5709,7 +5703,7 @@
     </w:p>
     <w:p>
       <w:pPr>
-        <w:shd w:fill="F2F2F2" w:val="clear"/>
+        <w:shd w:fill="F0F0E8" w:val="clear"/>
         <w:spacing w:after="0"/>
       </w:pPr>
       <w:r>
@@ -5723,7 +5717,7 @@
     </w:p>
     <w:p>
       <w:pPr>
-        <w:shd w:fill="F2F2F2" w:val="clear"/>
+        <w:shd w:fill="F0F0E8" w:val="clear"/>
         <w:spacing w:after="0"/>
       </w:pPr>
       <w:r>
@@ -5737,7 +5731,7 @@
     </w:p>
     <w:p>
       <w:pPr>
-        <w:shd w:fill="F2F2F2" w:val="clear"/>
+        <w:shd w:fill="F0F0E8" w:val="clear"/>
         <w:spacing w:after="0"/>
       </w:pPr>
       <w:r>
@@ -5751,7 +5745,7 @@
     </w:p>
     <w:p>
       <w:pPr>
-        <w:shd w:fill="F2F2F2" w:val="clear"/>
+        <w:shd w:fill="F0F0E8" w:val="clear"/>
         <w:spacing w:after="0"/>
       </w:pPr>
       <w:r>
@@ -5765,7 +5759,7 @@
     </w:p>
     <w:p>
       <w:pPr>
-        <w:shd w:fill="F2F2F2" w:val="clear"/>
+        <w:shd w:fill="F0F0E8" w:val="clear"/>
         <w:spacing w:after="0"/>
       </w:pPr>
       <w:r>
@@ -5779,7 +5773,7 @@
     </w:p>
     <w:p>
       <w:pPr>
-        <w:shd w:fill="F2F2F2" w:val="clear"/>
+        <w:shd w:fill="F0F0E8" w:val="clear"/>
         <w:spacing w:after="0"/>
       </w:pPr>
       <w:r>
@@ -5793,7 +5787,7 @@
     </w:p>
     <w:p>
       <w:pPr>
-        <w:shd w:fill="F2F2F2" w:val="clear"/>
+        <w:shd w:fill="F0F0E8" w:val="clear"/>
         <w:spacing w:after="0"/>
       </w:pPr>
       <w:r>
@@ -5807,7 +5801,7 @@
     </w:p>
     <w:p>
       <w:pPr>
-        <w:shd w:fill="F2F2F2" w:val="clear"/>
+        <w:shd w:fill="F0F0E8" w:val="clear"/>
         <w:spacing w:after="0"/>
       </w:pPr>
       <w:r>
@@ -5821,7 +5815,7 @@
     </w:p>
     <w:p>
       <w:pPr>
-        <w:shd w:fill="F2F2F2" w:val="clear"/>
+        <w:shd w:fill="F0F0E8" w:val="clear"/>
         <w:spacing w:after="0"/>
       </w:pPr>
       <w:r>
@@ -5835,7 +5829,7 @@
     </w:p>
     <w:p>
       <w:pPr>
-        <w:shd w:fill="F2F2F2" w:val="clear"/>
+        <w:shd w:fill="F0F0E8" w:val="clear"/>
         <w:spacing w:after="0"/>
       </w:pPr>
       <w:r>
@@ -5849,7 +5843,7 @@
     </w:p>
     <w:p>
       <w:pPr>
-        <w:shd w:fill="F2F2F2" w:val="clear"/>
+        <w:shd w:fill="F0F0E8" w:val="clear"/>
         <w:spacing w:after="0"/>
       </w:pPr>
       <w:r>
@@ -5863,7 +5857,7 @@
     </w:p>
     <w:p>
       <w:pPr>
-        <w:shd w:fill="F2F2F2" w:val="clear"/>
+        <w:shd w:fill="F0F0E8" w:val="clear"/>
         <w:spacing w:after="0"/>
       </w:pPr>
       <w:r>
@@ -5877,7 +5871,7 @@
     </w:p>
     <w:p>
       <w:pPr>
-        <w:shd w:fill="F2F2F2" w:val="clear"/>
+        <w:shd w:fill="F0F0E8" w:val="clear"/>
         <w:spacing w:after="0"/>
       </w:pPr>
       <w:r>
@@ -5891,7 +5885,7 @@
     </w:p>
     <w:p>
       <w:pPr>
-        <w:shd w:fill="F2F2F2" w:val="clear"/>
+        <w:shd w:fill="F0F0E8" w:val="clear"/>
         <w:spacing w:after="0"/>
       </w:pPr>
       <w:r>
@@ -5905,7 +5899,7 @@
     </w:p>
     <w:p>
       <w:pPr>
-        <w:shd w:fill="F2F2F2" w:val="clear"/>
+        <w:shd w:fill="F0F0E8" w:val="clear"/>
         <w:spacing w:after="0"/>
       </w:pPr>
       <w:r>
@@ -5919,7 +5913,7 @@
     </w:p>
     <w:p>
       <w:pPr>
-        <w:shd w:fill="F2F2F2" w:val="clear"/>
+        <w:shd w:fill="F0F0E8" w:val="clear"/>
         <w:spacing w:after="0"/>
       </w:pPr>
       <w:r>
@@ -5933,7 +5927,7 @@
     </w:p>
     <w:p>
       <w:pPr>
-        <w:shd w:fill="F2F2F2" w:val="clear"/>
+        <w:shd w:fill="F0F0E8" w:val="clear"/>
         <w:spacing w:after="0"/>
       </w:pPr>
       <w:r>
@@ -5947,7 +5941,7 @@
     </w:p>
     <w:p>
       <w:pPr>
-        <w:shd w:fill="F2F2F2" w:val="clear"/>
+        <w:shd w:fill="F0F0E8" w:val="clear"/>
         <w:spacing w:after="0"/>
       </w:pPr>
       <w:r>
@@ -5961,7 +5955,7 @@
     </w:p>
     <w:p>
       <w:pPr>
-        <w:shd w:fill="F2F2F2" w:val="clear"/>
+        <w:shd w:fill="F0F0E8" w:val="clear"/>
         <w:spacing w:after="0"/>
       </w:pPr>
       <w:r>
@@ -5975,7 +5969,7 @@
     </w:p>
     <w:p>
       <w:pPr>
-        <w:shd w:fill="F2F2F2" w:val="clear"/>
+        <w:shd w:fill="F0F0E8" w:val="clear"/>
         <w:spacing w:after="0"/>
       </w:pPr>
       <w:r>
@@ -5989,7 +5983,7 @@
     </w:p>
     <w:p>
       <w:pPr>
-        <w:shd w:fill="F2F2F2" w:val="clear"/>
+        <w:shd w:fill="F0F0E8" w:val="clear"/>
         <w:spacing w:after="0"/>
       </w:pPr>
       <w:r>
@@ -6003,7 +5997,7 @@
     </w:p>
     <w:p>
       <w:pPr>
-        <w:shd w:fill="F2F2F2" w:val="clear"/>
+        <w:shd w:fill="F0F0E8" w:val="clear"/>
         <w:spacing w:after="0"/>
       </w:pPr>
       <w:r>
@@ -6017,7 +6011,7 @@
     </w:p>
     <w:p>
       <w:pPr>
-        <w:shd w:fill="F2F2F2" w:val="clear"/>
+        <w:shd w:fill="F0F0E8" w:val="clear"/>
         <w:spacing w:after="0"/>
       </w:pPr>
       <w:r>
@@ -6031,7 +6025,7 @@
     </w:p>
     <w:p>
       <w:pPr>
-        <w:shd w:fill="F2F2F2" w:val="clear"/>
+        <w:shd w:fill="F0F0E8" w:val="clear"/>
         <w:spacing w:after="0"/>
       </w:pPr>
       <w:r>
@@ -6045,7 +6039,7 @@
     </w:p>
     <w:p>
       <w:pPr>
-        <w:shd w:fill="F2F2F2" w:val="clear"/>
+        <w:shd w:fill="F0F0E8" w:val="clear"/>
         <w:spacing w:after="0"/>
       </w:pPr>
       <w:r>
@@ -6059,7 +6053,7 @@
     </w:p>
     <w:p>
       <w:pPr>
-        <w:shd w:fill="F2F2F2" w:val="clear"/>
+        <w:shd w:fill="F0F0E8" w:val="clear"/>
         <w:spacing w:after="0"/>
       </w:pPr>
       <w:r>
@@ -6073,7 +6067,7 @@
     </w:p>
     <w:p>
       <w:pPr>
-        <w:shd w:fill="F2F2F2" w:val="clear"/>
+        <w:shd w:fill="F0F0E8" w:val="clear"/>
         <w:spacing w:after="0"/>
       </w:pPr>
       <w:r>
@@ -6087,7 +6081,7 @@
     </w:p>
     <w:p>
       <w:pPr>
-        <w:shd w:fill="F2F2F2" w:val="clear"/>
+        <w:shd w:fill="F0F0E8" w:val="clear"/>
         <w:spacing w:after="0"/>
       </w:pPr>
       <w:r>
@@ -6101,7 +6095,7 @@
     </w:p>
     <w:p>
       <w:pPr>
-        <w:shd w:fill="F2F2F2" w:val="clear"/>
+        <w:shd w:fill="F0F0E8" w:val="clear"/>
         <w:spacing w:after="0"/>
       </w:pPr>
       <w:r>
@@ -6115,7 +6109,7 @@
     </w:p>
     <w:p>
       <w:pPr>
-        <w:shd w:fill="F2F2F2" w:val="clear"/>
+        <w:shd w:fill="F0F0E8" w:val="clear"/>
         <w:spacing w:after="0"/>
       </w:pPr>
       <w:r>
@@ -6129,7 +6123,7 @@
     </w:p>
     <w:p>
       <w:pPr>
-        <w:shd w:fill="F2F2F2" w:val="clear"/>
+        <w:shd w:fill="F0F0E8" w:val="clear"/>
         <w:spacing w:after="0"/>
       </w:pPr>
       <w:r>
@@ -6143,7 +6137,7 @@
     </w:p>
     <w:p>
       <w:pPr>
-        <w:shd w:fill="F2F2F2" w:val="clear"/>
+        <w:shd w:fill="F0F0E8" w:val="clear"/>
         <w:spacing w:after="0"/>
       </w:pPr>
       <w:r>
@@ -6157,7 +6151,7 @@
     </w:p>
     <w:p>
       <w:pPr>
-        <w:shd w:fill="F2F2F2" w:val="clear"/>
+        <w:shd w:fill="F0F0E8" w:val="clear"/>
         <w:spacing w:after="0"/>
       </w:pPr>
       <w:r>
@@ -6171,7 +6165,7 @@
     </w:p>
     <w:p>
       <w:pPr>
-        <w:shd w:fill="F2F2F2" w:val="clear"/>
+        <w:shd w:fill="F0F0E8" w:val="clear"/>
         <w:spacing w:after="0"/>
       </w:pPr>
       <w:r>
@@ -6185,7 +6179,7 @@
     </w:p>
     <w:p>
       <w:pPr>
-        <w:shd w:fill="F2F2F2" w:val="clear"/>
+        <w:shd w:fill="F0F0E8" w:val="clear"/>
         <w:spacing w:after="0"/>
       </w:pPr>
       <w:r>
@@ -6199,7 +6193,7 @@
     </w:p>
     <w:p>
       <w:pPr>
-        <w:shd w:fill="F2F2F2" w:val="clear"/>
+        <w:shd w:fill="F0F0E8" w:val="clear"/>
         <w:spacing w:after="0"/>
       </w:pPr>
       <w:r>
@@ -6213,7 +6207,7 @@
     </w:p>
     <w:p>
       <w:pPr>
-        <w:shd w:fill="F2F2F2" w:val="clear"/>
+        <w:shd w:fill="F0F0E8" w:val="clear"/>
         <w:spacing w:after="0"/>
       </w:pPr>
       <w:r>
@@ -6227,7 +6221,7 @@
     </w:p>
     <w:p>
       <w:pPr>
-        <w:shd w:fill="F2F2F2" w:val="clear"/>
+        <w:shd w:fill="F0F0E8" w:val="clear"/>
         <w:spacing w:after="0"/>
       </w:pPr>
       <w:r>
@@ -6241,7 +6235,7 @@
     </w:p>
     <w:p>
       <w:pPr>
-        <w:shd w:fill="F2F2F2" w:val="clear"/>
+        <w:shd w:fill="F0F0E8" w:val="clear"/>
         <w:spacing w:after="0"/>
       </w:pPr>
       <w:r>
@@ -6255,7 +6249,7 @@
     </w:p>
     <w:p>
       <w:pPr>
-        <w:shd w:fill="F2F2F2" w:val="clear"/>
+        <w:shd w:fill="F0F0E8" w:val="clear"/>
         <w:spacing w:after="0"/>
       </w:pPr>
       <w:r>
@@ -6269,7 +6263,7 @@
     </w:p>
     <w:p>
       <w:pPr>
-        <w:shd w:fill="F2F2F2" w:val="clear"/>
+        <w:shd w:fill="F0F0E8" w:val="clear"/>
         <w:spacing w:after="0"/>
       </w:pPr>
       <w:r>
@@ -6283,7 +6277,7 @@
     </w:p>
     <w:p>
       <w:pPr>
-        <w:shd w:fill="F2F2F2" w:val="clear"/>
+        <w:shd w:fill="F0F0E8" w:val="clear"/>
         <w:spacing w:after="0"/>
       </w:pPr>
       <w:r>
@@ -6297,7 +6291,7 @@
     </w:p>
     <w:p>
       <w:pPr>
-        <w:shd w:fill="F2F2F2" w:val="clear"/>
+        <w:shd w:fill="F0F0E8" w:val="clear"/>
         <w:spacing w:after="0"/>
       </w:pPr>
       <w:r>
@@ -6311,7 +6305,7 @@
     </w:p>
     <w:p>
       <w:pPr>
-        <w:shd w:fill="F2F2F2" w:val="clear"/>
+        <w:shd w:fill="F0F0E8" w:val="clear"/>
         <w:spacing w:after="0"/>
       </w:pPr>
       <w:r>
@@ -6325,7 +6319,7 @@
     </w:p>
     <w:p>
       <w:pPr>
-        <w:shd w:fill="F2F2F2" w:val="clear"/>
+        <w:shd w:fill="F0F0E8" w:val="clear"/>
         <w:spacing w:after="0"/>
       </w:pPr>
       <w:r>
@@ -6339,7 +6333,7 @@
     </w:p>
     <w:p>
       <w:pPr>
-        <w:shd w:fill="F2F2F2" w:val="clear"/>
+        <w:shd w:fill="F0F0E8" w:val="clear"/>
         <w:spacing w:after="0"/>
       </w:pPr>
       <w:r>
@@ -6353,7 +6347,7 @@
     </w:p>
     <w:p>
       <w:pPr>
-        <w:shd w:fill="F2F2F2" w:val="clear"/>
+        <w:shd w:fill="F0F0E8" w:val="clear"/>
         <w:spacing w:after="0"/>
       </w:pPr>
       <w:r>
@@ -6367,7 +6361,7 @@
     </w:p>
     <w:p>
       <w:pPr>
-        <w:shd w:fill="F2F2F2" w:val="clear"/>
+        <w:shd w:fill="F0F0E8" w:val="clear"/>
         <w:spacing w:after="0"/>
       </w:pPr>
       <w:r>
@@ -6381,7 +6375,7 @@
     </w:p>
     <w:p>
       <w:pPr>
-        <w:shd w:fill="F2F2F2" w:val="clear"/>
+        <w:shd w:fill="F0F0E8" w:val="clear"/>
         <w:spacing w:after="0"/>
       </w:pPr>
       <w:r>
@@ -6395,7 +6389,7 @@
     </w:p>
     <w:p>
       <w:pPr>
-        <w:shd w:fill="F2F2F2" w:val="clear"/>
+        <w:shd w:fill="F0F0E8" w:val="clear"/>
         <w:spacing w:after="0"/>
       </w:pPr>
       <w:r>
@@ -6409,7 +6403,7 @@
     </w:p>
     <w:p>
       <w:pPr>
-        <w:shd w:fill="F2F2F2" w:val="clear"/>
+        <w:shd w:fill="F0F0E8" w:val="clear"/>
         <w:spacing w:after="0"/>
       </w:pPr>
       <w:r>
@@ -6423,7 +6417,7 @@
     </w:p>
     <w:p>
       <w:pPr>
-        <w:shd w:fill="F2F2F2" w:val="clear"/>
+        <w:shd w:fill="F0F0E8" w:val="clear"/>
         <w:spacing w:after="0"/>
       </w:pPr>
       <w:r>
@@ -6437,7 +6431,7 @@
     </w:p>
     <w:p>
       <w:pPr>
-        <w:shd w:fill="F2F2F2" w:val="clear"/>
+        <w:shd w:fill="F0F0E8" w:val="clear"/>
         <w:spacing w:after="0"/>
       </w:pPr>
       <w:r>
@@ -6451,7 +6445,7 @@
     </w:p>
     <w:p>
       <w:pPr>
-        <w:shd w:fill="F2F2F2" w:val="clear"/>
+        <w:shd w:fill="F0F0E8" w:val="clear"/>
         <w:spacing w:after="0"/>
       </w:pPr>
       <w:r>
@@ -6465,7 +6459,7 @@
     </w:p>
     <w:p>
       <w:pPr>
-        <w:shd w:fill="F2F2F2" w:val="clear"/>
+        <w:shd w:fill="F0F0E8" w:val="clear"/>
         <w:spacing w:after="0"/>
       </w:pPr>
       <w:r>
@@ -6479,7 +6473,7 @@
     </w:p>
     <w:p>
       <w:pPr>
-        <w:shd w:fill="F2F2F2" w:val="clear"/>
+        <w:shd w:fill="F0F0E8" w:val="clear"/>
         <w:spacing w:after="0"/>
       </w:pPr>
       <w:r>
@@ -6493,7 +6487,7 @@
     </w:p>
     <w:p>
       <w:pPr>
-        <w:shd w:fill="F2F2F2" w:val="clear"/>
+        <w:shd w:fill="F0F0E8" w:val="clear"/>
         <w:spacing w:after="0"/>
       </w:pPr>
       <w:r>
@@ -6507,7 +6501,7 @@
     </w:p>
     <w:p>
       <w:pPr>
-        <w:shd w:fill="F2F2F2" w:val="clear"/>
+        <w:shd w:fill="F0F0E8" w:val="clear"/>
         <w:spacing w:after="0"/>
       </w:pPr>
       <w:r>
@@ -6521,7 +6515,7 @@
     </w:p>
     <w:p>
       <w:pPr>
-        <w:shd w:fill="F2F2F2" w:val="clear"/>
+        <w:shd w:fill="F0F0E8" w:val="clear"/>
         <w:spacing w:after="0"/>
       </w:pPr>
       <w:r>
@@ -6535,7 +6529,7 @@
     </w:p>
     <w:p>
       <w:pPr>
-        <w:shd w:fill="F2F2F2" w:val="clear"/>
+        <w:shd w:fill="F0F0E8" w:val="clear"/>
         <w:spacing w:after="0"/>
       </w:pPr>
       <w:r>
@@ -6549,7 +6543,7 @@
     </w:p>
     <w:p>
       <w:pPr>
-        <w:shd w:fill="F2F2F2" w:val="clear"/>
+        <w:shd w:fill="F0F0E8" w:val="clear"/>
         <w:spacing w:after="0"/>
       </w:pPr>
       <w:r>
@@ -6563,7 +6557,7 @@
     </w:p>
     <w:p>
       <w:pPr>
-        <w:shd w:fill="F2F2F2" w:val="clear"/>
+        <w:shd w:fill="F0F0E8" w:val="clear"/>
         <w:spacing w:after="0"/>
       </w:pPr>
       <w:r>
@@ -6577,7 +6571,7 @@
     </w:p>
     <w:p>
       <w:pPr>
-        <w:shd w:fill="F2F2F2" w:val="clear"/>
+        <w:shd w:fill="F0F0E8" w:val="clear"/>
         <w:spacing w:after="0"/>
       </w:pPr>
       <w:r>
@@ -6591,7 +6585,7 @@
     </w:p>
     <w:p>
       <w:pPr>
-        <w:shd w:fill="F2F2F2" w:val="clear"/>
+        <w:shd w:fill="F0F0E8" w:val="clear"/>
         <w:spacing w:after="0"/>
       </w:pPr>
       <w:r>
@@ -6605,7 +6599,7 @@
     </w:p>
     <w:p>
       <w:pPr>
-        <w:shd w:fill="F2F2F2" w:val="clear"/>
+        <w:shd w:fill="F0F0E8" w:val="clear"/>
         <w:spacing w:after="0"/>
       </w:pPr>
       <w:r>
@@ -6619,7 +6613,7 @@
     </w:p>
     <w:p>
       <w:pPr>
-        <w:shd w:fill="F2F2F2" w:val="clear"/>
+        <w:shd w:fill="F0F0E8" w:val="clear"/>
         <w:spacing w:after="0"/>
       </w:pPr>
       <w:r>
@@ -6633,7 +6627,7 @@
     </w:p>
     <w:p>
       <w:pPr>
-        <w:shd w:fill="F2F2F2" w:val="clear"/>
+        <w:shd w:fill="F0F0E8" w:val="clear"/>
         <w:spacing w:after="0"/>
       </w:pPr>
       <w:r>
@@ -6647,7 +6641,7 @@
     </w:p>
     <w:p>
       <w:pPr>
-        <w:shd w:fill="F2F2F2" w:val="clear"/>
+        <w:shd w:fill="F0F0E8" w:val="clear"/>
         <w:spacing w:after="0"/>
       </w:pPr>
       <w:r>
@@ -6661,7 +6655,7 @@
     </w:p>
     <w:p>
       <w:pPr>
-        <w:shd w:fill="F2F2F2" w:val="clear"/>
+        <w:shd w:fill="F0F0E8" w:val="clear"/>
         <w:spacing w:after="0"/>
       </w:pPr>
       <w:r>
@@ -6675,7 +6669,7 @@
     </w:p>
     <w:p>
       <w:pPr>
-        <w:shd w:fill="F2F2F2" w:val="clear"/>
+        <w:shd w:fill="F0F0E8" w:val="clear"/>
         <w:spacing w:after="0"/>
       </w:pPr>
       <w:r>
@@ -6689,7 +6683,7 @@
     </w:p>
     <w:p>
       <w:pPr>
-        <w:shd w:fill="F2F2F2" w:val="clear"/>
+        <w:shd w:fill="F0F0E8" w:val="clear"/>
         <w:spacing w:after="0"/>
       </w:pPr>
       <w:r>
@@ -6703,7 +6697,7 @@
     </w:p>
     <w:p>
       <w:pPr>
-        <w:shd w:fill="F2F2F2" w:val="clear"/>
+        <w:shd w:fill="F0F0E8" w:val="clear"/>
         <w:spacing w:after="0"/>
       </w:pPr>
       <w:r>
@@ -6717,7 +6711,7 @@
     </w:p>
     <w:p>
       <w:pPr>
-        <w:shd w:fill="F2F2F2" w:val="clear"/>
+        <w:shd w:fill="F0F0E8" w:val="clear"/>
         <w:spacing w:after="0"/>
       </w:pPr>
       <w:r>
@@ -6731,7 +6725,7 @@
     </w:p>
     <w:p>
       <w:pPr>
-        <w:shd w:fill="F2F2F2" w:val="clear"/>
+        <w:shd w:fill="F0F0E8" w:val="clear"/>
         <w:spacing w:after="0"/>
       </w:pPr>
       <w:r>
@@ -6745,7 +6739,7 @@
     </w:p>
     <w:p>
       <w:pPr>
-        <w:shd w:fill="F2F2F2" w:val="clear"/>
+        <w:shd w:fill="F0F0E8" w:val="clear"/>
         <w:spacing w:after="0"/>
       </w:pPr>
       <w:r>
@@ -6759,7 +6753,7 @@
     </w:p>
     <w:p>
       <w:pPr>
-        <w:shd w:fill="F2F2F2" w:val="clear"/>
+        <w:shd w:fill="F0F0E8" w:val="clear"/>
         <w:spacing w:after="0"/>
       </w:pPr>
       <w:r>
@@ -6773,7 +6767,7 @@
     </w:p>
     <w:p>
       <w:pPr>
-        <w:shd w:fill="F2F2F2" w:val="clear"/>
+        <w:shd w:fill="F0F0E8" w:val="clear"/>
         <w:spacing w:after="0"/>
       </w:pPr>
       <w:r>
@@ -6787,7 +6781,7 @@
     </w:p>
     <w:p>
       <w:pPr>
-        <w:shd w:fill="F2F2F2" w:val="clear"/>
+        <w:shd w:fill="F0F0E8" w:val="clear"/>
         <w:spacing w:after="0"/>
       </w:pPr>
       <w:r>
@@ -6801,7 +6795,7 @@
     </w:p>
     <w:p>
       <w:pPr>
-        <w:shd w:fill="F2F2F2" w:val="clear"/>
+        <w:shd w:fill="F0F0E8" w:val="clear"/>
         <w:spacing w:after="0"/>
       </w:pPr>
       <w:r>
@@ -6815,7 +6809,7 @@
     </w:p>
     <w:p>
       <w:pPr>
-        <w:shd w:fill="F2F2F2" w:val="clear"/>
+        <w:shd w:fill="F0F0E8" w:val="clear"/>
         <w:spacing w:after="0"/>
       </w:pPr>
       <w:r>
@@ -6829,7 +6823,7 @@
     </w:p>
     <w:p>
       <w:pPr>
-        <w:shd w:fill="F2F2F2" w:val="clear"/>
+        <w:shd w:fill="F0F0E8" w:val="clear"/>
         <w:spacing w:after="0"/>
       </w:pPr>
       <w:r>
@@ -6843,7 +6837,7 @@
     </w:p>
     <w:p>
       <w:pPr>
-        <w:shd w:fill="F2F2F2" w:val="clear"/>
+        <w:shd w:fill="F0F0E8" w:val="clear"/>
         <w:spacing w:after="0"/>
       </w:pPr>
       <w:r>
@@ -6857,7 +6851,7 @@
     </w:p>
     <w:p>
       <w:pPr>
-        <w:shd w:fill="F2F2F2" w:val="clear"/>
+        <w:shd w:fill="F0F0E8" w:val="clear"/>
         <w:spacing w:after="0"/>
       </w:pPr>
       <w:r>
@@ -6871,7 +6865,7 @@
     </w:p>
     <w:p>
       <w:pPr>
-        <w:shd w:fill="F2F2F2" w:val="clear"/>
+        <w:shd w:fill="F0F0E8" w:val="clear"/>
         <w:spacing w:after="0"/>
       </w:pPr>
       <w:r>
@@ -6885,7 +6879,7 @@
     </w:p>
     <w:p>
       <w:pPr>
-        <w:shd w:fill="F2F2F2" w:val="clear"/>
+        <w:shd w:fill="F0F0E8" w:val="clear"/>
         <w:spacing w:after="0"/>
       </w:pPr>
       <w:r>
@@ -6899,7 +6893,7 @@
     </w:p>
     <w:p>
       <w:pPr>
-        <w:shd w:fill="F2F2F2" w:val="clear"/>
+        <w:shd w:fill="F0F0E8" w:val="clear"/>
         <w:spacing w:after="0"/>
       </w:pPr>
       <w:r>
@@ -6913,7 +6907,7 @@
     </w:p>
     <w:p>
       <w:pPr>
-        <w:shd w:fill="F2F2F2" w:val="clear"/>
+        <w:shd w:fill="F0F0E8" w:val="clear"/>
         <w:spacing w:after="0"/>
       </w:pPr>
       <w:r>
@@ -6927,7 +6921,7 @@
     </w:p>
     <w:p>
       <w:pPr>
-        <w:shd w:fill="F2F2F2" w:val="clear"/>
+        <w:shd w:fill="F0F0E8" w:val="clear"/>
         <w:spacing w:after="0"/>
       </w:pPr>
       <w:r>
@@ -6941,7 +6935,7 @@
     </w:p>
     <w:p>
       <w:pPr>
-        <w:shd w:fill="F2F2F2" w:val="clear"/>
+        <w:shd w:fill="F0F0E8" w:val="clear"/>
         <w:spacing w:after="0"/>
       </w:pPr>
       <w:r>
@@ -6955,7 +6949,7 @@
     </w:p>
     <w:p>
       <w:pPr>
-        <w:shd w:fill="F2F2F2" w:val="clear"/>
+        <w:shd w:fill="F0F0E8" w:val="clear"/>
         <w:spacing w:after="0"/>
       </w:pPr>
       <w:r>
@@ -6969,7 +6963,7 @@
     </w:p>
     <w:p>
       <w:pPr>
-        <w:shd w:fill="F2F2F2" w:val="clear"/>
+        <w:shd w:fill="F0F0E8" w:val="clear"/>
         <w:spacing w:after="0"/>
       </w:pPr>
       <w:r>
@@ -6983,7 +6977,7 @@
     </w:p>
     <w:p>
       <w:pPr>
-        <w:shd w:fill="F2F2F2" w:val="clear"/>
+        <w:shd w:fill="F0F0E8" w:val="clear"/>
         <w:spacing w:after="0"/>
       </w:pPr>
       <w:r>
@@ -6997,7 +6991,7 @@
     </w:p>
     <w:p>
       <w:pPr>
-        <w:shd w:fill="F2F2F2" w:val="clear"/>
+        <w:shd w:fill="F0F0E8" w:val="clear"/>
         <w:spacing w:after="0"/>
       </w:pPr>
       <w:r>
@@ -7011,7 +7005,7 @@
     </w:p>
     <w:p>
       <w:pPr>
-        <w:shd w:fill="F2F2F2" w:val="clear"/>
+        <w:shd w:fill="F0F0E8" w:val="clear"/>
         <w:spacing w:after="0"/>
       </w:pPr>
       <w:r>
@@ -7025,7 +7019,7 @@
     </w:p>
     <w:p>
       <w:pPr>
-        <w:shd w:fill="F2F2F2" w:val="clear"/>
+        <w:shd w:fill="F0F0E8" w:val="clear"/>
         <w:spacing w:after="0"/>
       </w:pPr>
       <w:r>
@@ -7039,7 +7033,7 @@
     </w:p>
     <w:p>
       <w:pPr>
-        <w:shd w:fill="F2F2F2" w:val="clear"/>
+        <w:shd w:fill="F0F0E8" w:val="clear"/>
         <w:spacing w:after="0"/>
       </w:pPr>
       <w:r>
@@ -7053,7 +7047,7 @@
     </w:p>
     <w:p>
       <w:pPr>
-        <w:shd w:fill="F2F2F2" w:val="clear"/>
+        <w:shd w:fill="F0F0E8" w:val="clear"/>
         <w:spacing w:after="0"/>
       </w:pPr>
       <w:r>
@@ -7067,7 +7061,7 @@
     </w:p>
     <w:p>
       <w:pPr>
-        <w:shd w:fill="F2F2F2" w:val="clear"/>
+        <w:shd w:fill="F0F0E8" w:val="clear"/>
         <w:spacing w:after="0"/>
       </w:pPr>
       <w:r>
@@ -7081,7 +7075,7 @@
     </w:p>
     <w:p>
       <w:pPr>
-        <w:shd w:fill="F2F2F2" w:val="clear"/>
+        <w:shd w:fill="F0F0E8" w:val="clear"/>
         <w:spacing w:after="0"/>
       </w:pPr>
       <w:r>
@@ -7095,7 +7089,7 @@
     </w:p>
     <w:p>
       <w:pPr>
-        <w:shd w:fill="F2F2F2" w:val="clear"/>
+        <w:shd w:fill="F0F0E8" w:val="clear"/>
         <w:spacing w:after="0"/>
       </w:pPr>
       <w:r>
@@ -7109,7 +7103,7 @@
     </w:p>
     <w:p>
       <w:pPr>
-        <w:shd w:fill="F2F2F2" w:val="clear"/>
+        <w:shd w:fill="F0F0E8" w:val="clear"/>
         <w:spacing w:after="0"/>
       </w:pPr>
       <w:r>
@@ -7123,7 +7117,7 @@
     </w:p>
     <w:p>
       <w:pPr>
-        <w:shd w:fill="F2F2F2" w:val="clear"/>
+        <w:shd w:fill="F0F0E8" w:val="clear"/>
         <w:spacing w:after="0"/>
       </w:pPr>
       <w:r>
@@ -7137,7 +7131,7 @@
     </w:p>
     <w:p>
       <w:pPr>
-        <w:shd w:fill="F2F2F2" w:val="clear"/>
+        <w:shd w:fill="F0F0E8" w:val="clear"/>
         <w:spacing w:after="0"/>
       </w:pPr>
       <w:r>
@@ -7151,7 +7145,7 @@
     </w:p>
     <w:p>
       <w:pPr>
-        <w:shd w:fill="F2F2F2" w:val="clear"/>
+        <w:shd w:fill="F0F0E8" w:val="clear"/>
         <w:spacing w:after="0"/>
       </w:pPr>
       <w:r>
@@ -7165,7 +7159,7 @@
     </w:p>
     <w:p>
       <w:pPr>
-        <w:shd w:fill="F2F2F2" w:val="clear"/>
+        <w:shd w:fill="F0F0E8" w:val="clear"/>
         <w:spacing w:after="0"/>
       </w:pPr>
       <w:r>
@@ -7179,7 +7173,7 @@
     </w:p>
     <w:p>
       <w:pPr>
-        <w:shd w:fill="F2F2F2" w:val="clear"/>
+        <w:shd w:fill="F0F0E8" w:val="clear"/>
         <w:spacing w:after="0"/>
       </w:pPr>
       <w:r>
@@ -7193,7 +7187,7 @@
     </w:p>
     <w:p>
       <w:pPr>
-        <w:shd w:fill="F2F2F2" w:val="clear"/>
+        <w:shd w:fill="F0F0E8" w:val="clear"/>
         <w:spacing w:after="0"/>
       </w:pPr>
       <w:r>
@@ -7207,7 +7201,7 @@
     </w:p>
     <w:p>
       <w:pPr>
-        <w:shd w:fill="F2F2F2" w:val="clear"/>
+        <w:shd w:fill="F0F0E8" w:val="clear"/>
         <w:spacing w:after="0"/>
       </w:pPr>
       <w:r>
@@ -7221,7 +7215,7 @@
     </w:p>
     <w:p>
       <w:pPr>
-        <w:shd w:fill="F2F2F2" w:val="clear"/>
+        <w:shd w:fill="F0F0E8" w:val="clear"/>
         <w:spacing w:after="0"/>
       </w:pPr>
       <w:r>
@@ -7235,7 +7229,7 @@
     </w:p>
     <w:p>
       <w:pPr>
-        <w:shd w:fill="F2F2F2" w:val="clear"/>
+        <w:shd w:fill="F0F0E8" w:val="clear"/>
         <w:spacing w:after="0"/>
       </w:pPr>
       <w:r>
@@ -7249,7 +7243,7 @@
     </w:p>
     <w:p>
       <w:pPr>
-        <w:shd w:fill="F2F2F2" w:val="clear"/>
+        <w:shd w:fill="F0F0E8" w:val="clear"/>
         <w:spacing w:after="0"/>
       </w:pPr>
       <w:r>
@@ -7263,7 +7257,7 @@
     </w:p>
     <w:p>
       <w:pPr>
-        <w:shd w:fill="F2F2F2" w:val="clear"/>
+        <w:shd w:fill="F0F0E8" w:val="clear"/>
         <w:spacing w:after="0"/>
       </w:pPr>
       <w:r>
@@ -7277,7 +7271,7 @@
     </w:p>
     <w:p>
       <w:pPr>
-        <w:shd w:fill="F2F2F2" w:val="clear"/>
+        <w:shd w:fill="F0F0E8" w:val="clear"/>
         <w:spacing w:after="0"/>
       </w:pPr>
       <w:r>
@@ -7291,7 +7285,7 @@
     </w:p>
     <w:p>
       <w:pPr>
-        <w:shd w:fill="F2F2F2" w:val="clear"/>
+        <w:shd w:fill="F0F0E8" w:val="clear"/>
         <w:spacing w:after="0"/>
       </w:pPr>
       <w:r>
@@ -7312,7 +7306,6 @@
       </w:r>
     </w:p>
     <w:sectPr>
-      <w:footerReference w:type="default" r:id="rId7"/>
       <w:pgSz w:w="12240" w:h="15840" w:orient="portrait"/>
       <w:pgMar w:top="1440" w:right="1440" w:bottom="1440" w:left="1440" w:header="708" w:footer="708" w:gutter="0"/>
       <w:pgNumType/>
@@ -7361,25 +7354,6 @@
     </w:p>
   </w:endnote>
 </w:endnotes>
-</file>
-
-<file path=word/footer1.xml><?xml version="1.0" encoding="utf-8"?>
-<w:ftr xmlns:wpc="http://schemas.microsoft.com/office/word/2010/wordprocessingCanvas" xmlns:mc="http://schemas.openxmlformats.org/markup-compatibility/2006" xmlns:o="urn:schemas-microsoft-com:office:office" xmlns:r="http://schemas.openxmlformats.org/officeDocument/2006/relationships" xmlns:m="http://schemas.openxmlformats.org/officeDocument/2006/math" xmlns:v="urn:schemas-microsoft-com:vml" xmlns:wp14="http://schemas.microsoft.com/office/word/2010/wordprocessingDrawing" xmlns:wp="http://schemas.openxmlformats.org/drawingml/2006/wordprocessingDrawing" xmlns:w10="urn:schemas-microsoft-com:office:word" xmlns:w="http://schemas.openxmlformats.org/wordprocessingml/2006/main" xmlns:w14="http://schemas.microsoft.com/office/word/2010/wordml" xmlns:w15="http://schemas.microsoft.com/office/word/2012/wordml" xmlns:wpg="http://schemas.microsoft.com/office/word/2010/wordprocessingGroup" xmlns:wpi="http://schemas.microsoft.com/office/word/2010/wordprocessingInk" xmlns:wne="http://schemas.microsoft.com/office/word/2006/wordml" xmlns:wps="http://schemas.microsoft.com/office/word/2010/wordprocessingShape">
-  <w:p>
-    <w:pPr>
-      <w:jc w:val="center"/>
-    </w:pPr>
-    <w:r>
-      <w:t xml:space="preserve">Page </w:t>
-    </w:r>
-    <w:r>
-      <w:fldChar w:fldCharType="begin"/>
-      <w:instrText xml:space="preserve">PAGE</w:instrText>
-      <w:fldChar w:fldCharType="separate"/>
-      <w:fldChar w:fldCharType="end"/>
-    </w:r>
-  </w:p>
-</w:ftr>
 </file>
 
 <file path=word/footnotes.xml><?xml version="1.0" encoding="utf-8"?>
@@ -7537,7 +7511,7 @@
   <w:docDefaults>
     <w:rPrDefault>
       <w:rPr>
-        <w:rFonts w:ascii="Arial" w:cs="Arial" w:eastAsia="Arial" w:hAnsi="Arial"/>
+        <w:rFonts w:ascii="Calibri" w:cs="Calibri" w:eastAsia="Calibri" w:hAnsi="Calibri"/>
         <w:sz w:val="22"/>
         <w:szCs w:val="22"/>
       </w:rPr>
@@ -7724,7 +7698,7 @@
       <w:spacing w:after="120"/>
     </w:pPr>
     <w:rPr>
-      <w:rFonts w:ascii="Arial" w:cs="Arial" w:eastAsia="Arial" w:hAnsi="Arial"/>
+      <w:rFonts w:ascii="Calibri" w:cs="Calibri" w:eastAsia="Calibri" w:hAnsi="Calibri"/>
       <w:b/>
       <w:bCs/>
       <w:sz w:val="44"/>
@@ -7741,7 +7715,7 @@
       <w:outlineLvl w:val="0"/>
     </w:pPr>
     <w:rPr>
-      <w:rFonts w:ascii="Arial" w:cs="Arial" w:eastAsia="Arial" w:hAnsi="Arial"/>
+      <w:rFonts w:ascii="Calibri" w:cs="Calibri" w:eastAsia="Calibri" w:hAnsi="Calibri"/>
       <w:b/>
       <w:bCs/>
       <w:color w:val="2E74B5"/>
